--- a/docs/video-agent-product-requirements.docx
+++ b/docs/video-agent-product-requirements.docx
@@ -67,7 +67,7 @@
           <w:color w:val="5D6772"/>
           <w:sz w:val="25"/>
         </w:rPr>
-        <w:t>从主题、题材或人物设想出发，由文本模型结合 Skill 生成小说故事与短剧剧本，再完成媒体生成、人工审查、剪辑和交付。</w:t>
+        <w:t>从主题、题材或人物设想出发，由文本模型结合 Skill 生成项目级 StorySpec、每集 ScriptSpec 和短剧结构，再完成媒体生成、阶段人工审核、剪辑和交付；小说仅作为 adaptation SourceMaterial。</w:t>
       </w:r>
     </w:p>
     <w:tbl>
@@ -760,7 +760,7 @@
           <w:color w:val="20252B"/>
           <w:sz w:val="21"/>
         </w:rPr>
-        <w:t>让文本模型根据主题、题材、人物设想或改编要求生成可追踪的小说故事、短剧剧本、资产、分镜、提示词和视频镜头。</w:t>
+        <w:t>让文本模型根据主题、题材、人物设想或改编要求生成可追踪的项目级 StorySpec、每集 ScriptSpec、资产引用、分镜规格、提示词和视频镜头。</w:t>
       </w:r>
     </w:p>
     <w:p>
@@ -794,7 +794,7 @@
           <w:color w:val="20252B"/>
           <w:sz w:val="21"/>
         </w:rPr>
-        <w:t>对长时间生成任务提供重试、取消、回调、人工审核和断点恢复。</w:t>
+        <w:t>对长时间生成任务提供重试、取消、状态轮询/恢复、人工审核和断点恢复；MVP-A Agnes 只实现 submit、poll、cancel、result 与 submission_unknown reconciliation，不接入 callback/webhook。</w:t>
       </w:r>
     </w:p>
     <w:p>
@@ -879,7 +879,7 @@
           <w:color w:val="20252B"/>
           <w:sz w:val="21"/>
         </w:rPr>
-        <w:t>通过模型管理中心添加、编辑、同步、启停和测试所有文本、图像、视频、TTS 与 ASR 模型，不在业务代码中写死供应商或模型名。</w:t>
+        <w:t>模型管理中心可登记、查看、编辑、同步、启停和管理文本、图像、视频、TTS 与 ASR 候选模型；MVP-A 只允许已安装 Adapter、已通过 capability probe 且 `featureGate=MVP-A` 的 operation 进行连接测试、启用和默认绑定。TTS/ASR 与未选中的视频模式可显示为 catalog candidate，但保持 `runnable=false`、`featureGate=MVP-B`，不得测试、设默认或进入阶段一运行。</w:t>
       </w:r>
     </w:p>
     <w:p>
@@ -1195,7 +1195,7 @@
                 <w:color w:val="20252B"/>
                 <w:sz w:val="18"/>
               </w:rPr>
-              <w:t>文本模型结合 novel-writing 与 drama-skills，从主题或一句话创意生成小说故事和短剧剧本</w:t>
+              <w:t>文本模型结合 novel-writing 与 drama-skills，从主题或一句话创意生成项目级 StorySpec、每集 ScriptSpec 和短剧结构；小说只作为 adaptation 来源，MVP-A 不交付小说正文</w:t>
             </w:r>
           </w:p>
         </w:tc>
@@ -1996,7 +1996,7 @@
           <w:color w:val="20252B"/>
           <w:sz w:val="21"/>
         </w:rPr>
-        <w:t>人可介入：</w:t>
+        <w:t>人可介入：高成本、版权敏感和关键创意决策必须在外部提交前提供人工确认、修改或取消入口；运行中的 Run 暂停延后到 MVP-B。</w:t>
       </w:r>
       <w:r>
         <w:rPr>
@@ -2005,7 +2005,6 @@
           <w:color w:val="20252B"/>
           <w:sz w:val="21"/>
         </w:rPr>
-        <w:t>高成本、版权敏感、完整工程包导出和关键创意决策必须允许人工暂停、修改和继续。</w:t>
       </w:r>
     </w:p>
     <w:p>
@@ -2376,7 +2375,7 @@
                 <w:color w:val="20252B"/>
                 <w:sz w:val="18"/>
               </w:rPr>
-              <w:t>输入创意并生成小说故事、短剧剧本，或对生成结果进行修改</w:t>
+              <w:t>输入创意并生成项目级 StorySpec、每集 ScriptSpec 和短剧结构，或对结构化候选进行修改</w:t>
             </w:r>
           </w:p>
         </w:tc>
@@ -2870,7 +2869,7 @@
           <w:color w:val="20252B"/>
           <w:sz w:val="21"/>
         </w:rPr>
-        <w:t>输入主题、题材、受众、人物设想、时长和风格等创作要求；也可选择导入小说、故事梗概或已有剧本作为改编素材。</w:t>
+        <w:t>用户先选择 `creationMode=original|adaptation`：原创输入主题、题材、受众、人物设想、时长和风格；改编使用 `materialType=novel|synopsis|existing_script`，并以 `inputMode=inline_text|uploaded_file` 提交小说、故事梗概或已有剧本。系统保存 SourceMaterial revision、contentHash、parse/validation 状态和绑定快照，失败恢复只复用同一版本，不隐式换源。</w:t>
       </w:r>
     </w:p>
     <w:p>
@@ -2887,7 +2886,7 @@
           <w:color w:val="20252B"/>
           <w:sz w:val="21"/>
         </w:rPr>
-        <w:t>原创故事或小说节点调用文本模型并加载 novel-writing，生成大纲、人物、世界观、故事正文或章节草稿。</w:t>
+        <w:t>原创文本节点调用文本模型并加载 novel-writing，生成大纲、人物、世界观和项目级 StorySpec；MVP-A 不生成或交付小说正文、章节草稿及其独立版本。</w:t>
       </w:r>
     </w:p>
     <w:p>
@@ -2955,7 +2954,7 @@
           <w:color w:val="20252B"/>
           <w:sz w:val="21"/>
         </w:rPr>
-        <w:t>将人工确认的故事与剧本固化为 StorySpec、ScriptSpec，再生成人物/场景/道具资产和分镜。</w:t>
+        <w:t>将人工确认的故事固化为项目级 StorySpec；每个 Episode 各自固化一个不可变 ScriptSpec，二者再驱动人物/场景/道具资产和分镜生成。</w:t>
       </w:r>
     </w:p>
     <w:p>
@@ -2989,7 +2988,7 @@
           <w:color w:val="20252B"/>
           <w:sz w:val="21"/>
         </w:rPr>
-        <w:t>根据目标视频模型选择编译器；Seedance 路径可复用 Seedance Skill，其他模型使用各自模板和参数映射。</w:t>
+        <w:t>根据已批准 capability snapshot 的目标视频模型选择编译器；MVP-A 仅使用一个经 capability probe 验证的 Agnes image-to-video mode。Seedance 路径及其 Skill 仅作为 catalog candidate，MVP-B 在显式启用并完成能力验证后再接入。</w:t>
       </w:r>
     </w:p>
     <w:p>
@@ -3006,7 +3005,7 @@
           <w:color w:val="20252B"/>
           <w:sz w:val="21"/>
         </w:rPr>
-        <w:t>生成后进行自动质检和人工审片；不合格镜头从原规格生成修订版，不覆盖旧结果。</w:t>
+        <w:t>MVP-A 在生成后执行技术 MediaInspect，并在文本、图片和视频各自阶段提供人工审核；语义/视觉自动质检和统一审核中心延后到 MVP-B。不合格镜头从原规格生成修订版，不覆盖旧结果。</w:t>
       </w:r>
     </w:p>
     <w:p>
@@ -3023,7 +3022,7 @@
           <w:color w:val="20252B"/>
           <w:sz w:val="21"/>
         </w:rPr>
-        <w:t>通过剪辑台装配镜头、字幕、旁白和音乐，导出 MP4、SRT 和工程包。</w:t>
+        <w:t>通过剪辑台装配镜头、手工字幕和导入音频，导出 MP4、SRT 和 light manifest；旁白/TTS 与 portable 工程包延后到 MVP-B。</w:t>
       </w:r>
     </w:p>
     <w:p>
@@ -3612,7 +3611,7 @@
           <w:color w:val="20252B"/>
           <w:sz w:val="21"/>
         </w:rPr>
-        <w:t>故事板支持按集和场次筛选，拖动镜头只允许在明确的场次/集范围内改变顺序；跨场移动必须保留审计记录。</w:t>
+        <w:t>故事板支持按集和场次筛选；MVP-A 只允许在明确的集/场范围内对镜头排序，不支持插入、复制、拆分、合并或跨场移动，以上操作均属于 MVP-B。</w:t>
       </w:r>
     </w:p>
     <w:p>
@@ -3646,7 +3645,7 @@
           <w:color w:val="20252B"/>
           <w:sz w:val="21"/>
         </w:rPr>
-        <w:t>每个结构对象使用草稿、待确认、已确认、已过期和已归档状态；生成任务只能读取已确认版本，修改上游后下游标记为待处理而不自动覆盖。</w:t>
+        <w:t>候选文本事实使用 `generated -&gt; pending_review -&gt; accepted|rejected|stale|superseded` 状态；已接受的 StorySpec、每集 ScriptSpec、Scene/Shot 与 ShotSpec 保持不可变版本，并以 current/superseded/archived 引用管理。生成任务只能读取已接受的精确版本；上游修改只标记下游 stale，不自动覆盖。审核动作统一使用 `accept|reject|retake`（文本批次仅 `accept|reject`），不使用 legacy `approve`。</w:t>
       </w:r>
     </w:p>
     <w:p>
@@ -3729,7 +3728,7 @@
           <w:color w:val="20252B"/>
           <w:sz w:val="21"/>
         </w:rPr>
-        <w:t>用户可以从时间线或分镜选择一个镜头发起重拍。系统继承该镜头所引用的人物、场景、道具、首尾帧和生成规格，只修改明确的缺陷。新镜头保存为资产新版本；通过审核后，时间线产生新版本并替换引用。</w:t>
+        <w:t>用户可以从时间线或分镜选择一个镜头发起单镜头重拍。系统继承该镜头所引用的人物、场景、道具、当前 storyboard AssetVersion 和已冻结 ShotSpec（含明确时长和画幅），只修改明确的缺陷。新镜头保存为资产新版本；通过审核并被用户接受后，时间线创建新版本并替换明确引用。</w:t>
       </w:r>
     </w:p>
     <w:p>
@@ -3758,7 +3757,7 @@
           <w:color w:val="20252B"/>
           <w:sz w:val="21"/>
         </w:rPr>
-        <w:t>项目首页：</w:t>
+        <w:t>项目首页：MVP-A 提供项目列表、创建、编辑和显式选择；模板、最近运行汇总、待审核汇总和用量看板延后到 MVP-B。</w:t>
       </w:r>
       <w:r>
         <w:rPr>
@@ -3767,7 +3766,6 @@
           <w:color w:val="20252B"/>
           <w:sz w:val="21"/>
         </w:rPr>
-        <w:t>项目列表、模板、最近运行、待审核和用量。</w:t>
       </w:r>
     </w:p>
     <w:p>
@@ -3781,7 +3779,7 @@
           <w:color w:val="20252B"/>
           <w:sz w:val="21"/>
         </w:rPr>
-        <w:t>无限画布：</w:t>
+        <w:t>创作工作台：MVP-A 提供 CreativeBrief、固定已发布 WorkflowVersion 的只读工作流投影、故事板、运行状态和工作流/故事板视图切换；节点库、图编辑、连线、草稿保存和发布延后到 MVP-B。</w:t>
       </w:r>
       <w:r>
         <w:rPr>
@@ -3790,7 +3788,6 @@
           <w:color w:val="20252B"/>
           <w:sz w:val="21"/>
         </w:rPr>
-        <w:t>节点库、流程图、配置检查器、运行控制台、版本，以及工作流/故事板视图切换。</w:t>
       </w:r>
     </w:p>
     <w:p>
@@ -3804,7 +3801,7 @@
           <w:color w:val="20252B"/>
           <w:sz w:val="21"/>
         </w:rPr>
-        <w:t>集与故事板：</w:t>
+        <w:t>集与故事板：MVP-A 提供集、场次和镜头树、场次折叠、镜头卡片、缩略图、顺序、状态、候选版本、连续性，以及按状态/模型/审核结果筛选；结构编辑和批量操作延后到 MVP-B。</w:t>
       </w:r>
       <w:r>
         <w:rPr>
@@ -3813,7 +3810,6 @@
           <w:color w:val="20252B"/>
           <w:sz w:val="21"/>
         </w:rPr>
-        <w:t>集、场次和镜头树；镜头卡片、顺序、状态、候选版本、连续性和批量操作。</w:t>
       </w:r>
     </w:p>
     <w:p>
@@ -3827,7 +3823,7 @@
           <w:color w:val="20252B"/>
           <w:sz w:val="21"/>
         </w:rPr>
-        <w:t>资产中心：</w:t>
+        <w:t>项目资产中心：MVP-A 提供媒体上传/续传/取消及进度、原始素材和生成资产浏览、类型/标签/来源/授权筛选、音频试听、代理/缩略图/波形状态、不可变版本关系和只读使用位置。</w:t>
       </w:r>
       <w:r>
         <w:rPr>
@@ -3836,7 +3832,6 @@
           <w:color w:val="20252B"/>
           <w:sz w:val="21"/>
         </w:rPr>
-        <w:t>原始素材、生成资产、音频库、配乐、音效、环境声、代理、缩略图、版本关系、授权和使用位置。</w:t>
       </w:r>
     </w:p>
     <w:p>
@@ -3873,7 +3868,7 @@
           <w:color w:val="20252B"/>
           <w:sz w:val="21"/>
         </w:rPr>
-        <w:t>审核中心：</w:t>
+        <w:t>审核入口：MVP-A 在文本工作台、图片/视频候选页和时间线分别提供阶段审核，不建设统一审核中心；统一待审核队列、评论、时间码和提醒延后到 MVP-B。</w:t>
       </w:r>
       <w:r>
         <w:rPr>
@@ -3882,7 +3877,6 @@
           <w:color w:val="20252B"/>
           <w:sz w:val="21"/>
         </w:rPr>
-        <w:t>待审核事项、对比、评论、通过、驳回和重拍。</w:t>
       </w:r>
     </w:p>
     <w:p>
@@ -3896,7 +3890,7 @@
           <w:color w:val="20252B"/>
           <w:sz w:val="21"/>
         </w:rPr>
-        <w:t>运行中心：</w:t>
+        <w:t>运行面板：MVP-A 在创作工作台展示工作流运行、节点事件、成本、失败原因、取消和恢复操作；跨项目运行中心延后到 MVP-B。</w:t>
       </w:r>
       <w:r>
         <w:rPr>
@@ -3905,7 +3899,6 @@
           <w:color w:val="20252B"/>
           <w:sz w:val="21"/>
         </w:rPr>
-        <w:t>工作流运行、节点日志、成本、失败原因和恢复操作。</w:t>
       </w:r>
     </w:p>
     <w:p>
@@ -4006,7 +3999,7 @@
           <w:color w:val="2E74B5"/>
           <w:sz w:val="26"/>
         </w:rPr>
-        <w:t>7.1 P0 功能</w:t>
+        <w:t>7.1 MVP-A 工作流边界与 MVP-B 图编辑</w:t>
       </w:r>
     </w:p>
     <w:p>
@@ -4023,7 +4016,7 @@
           <w:color w:val="20252B"/>
           <w:sz w:val="21"/>
         </w:rPr>
-        <w:t>从空白项目或模板创建工作流，支持缩放、平移、框选、复制、对齐、分组和小地图。</w:t>
+        <w:t>MVP-B 从空白项目或模板创建工作流，支持缩放、平移、框选、复制、对齐、分组和小地图；MVP-A 只读取固定已发布默认 WorkflowVersion。</w:t>
       </w:r>
     </w:p>
     <w:p>
@@ -4040,7 +4033,7 @@
           <w:color w:val="20252B"/>
           <w:sz w:val="21"/>
         </w:rPr>
-        <w:t>节点端口带数据类型；前端即时校验，发布时后端再次权威校验。</w:t>
+        <w:t>MVP-B 的可编辑工作流节点端口带数据类型，前端即时校验，发布时后端再次权威校验；MVP-A 不提供节点、端口、连线或发布 mutation。</w:t>
       </w:r>
     </w:p>
     <w:p>
@@ -4086,12 +4079,7 @@
         <w:spacing w:before="0" w:after="100" w:line="269" w:lineRule="auto"/>
       </w:pPr>
       <w:r>
-        <w:rPr>
-          <w:rFonts w:ascii="Calibri" w:hAnsi="Calibri" w:eastAsia="Microsoft YaHei"/>
-          <w:color w:val="20252B"/>
-          <w:sz w:val="21"/>
-        </w:rPr>
-        <w:t>支持暂停、取消、从失败节点继续、从某版本重新运行和查看节点输入输出。</w:t>
+        <w:t>支持取消、从失败节点继续、从某版本重新运行和查看节点输入输出；暂停运行延后到 MVP-B。</w:t>
       </w:r>
     </w:p>
     <w:p>
@@ -4108,7 +4096,7 @@
           <w:color w:val="20252B"/>
           <w:sz w:val="21"/>
         </w:rPr>
-        <w:t>支持小说、故事、剧本、资产、分镜、图片、视频、对白、旁白、TTS、ASR、配乐、环境声、音效、混音、审查、人工门、合成和文件导出节点。</w:t>
+        <w:t>全产品路线图可包含小说、故事、剧本、资产、分镜、图片、视频、对白、旁白、TTS、ASR、配乐、环境声、音效、混音、审查、人工门、合成和文件导出节点；MVP-A 的固定默认 Workflow 只使用已定义的文本、图片、视频、审核、媒体检查、时间线交接和导出阶段，其余节点必须标记为 MVP-B 或不可执行候选。</w:t>
       </w:r>
     </w:p>
     <w:p>
@@ -4125,7 +4113,7 @@
           <w:color w:val="20252B"/>
           <w:sz w:val="21"/>
         </w:rPr>
-        <w:t>同一短剧项目支持多个集和多个画布/故事板；工作流视图与故事板视图共享 WorkflowDraft、Episode、Scene 和 ShotSpec，不复制业务数据。</w:t>
+        <w:t>同一短剧项目支持多个集和多个故事板；MVP-A 工作流视图只读显示固定已发布 WorkflowVersion 的依赖/运行状态，与 Episode、Scene 和 ShotSpec 共享事实但不复制业务数据；多个画布/WorkflowDraft 编辑属于 MVP-B。</w:t>
       </w:r>
     </w:p>
     <w:p>
@@ -4142,7 +4130,7 @@
           <w:color w:val="20252B"/>
           <w:sz w:val="21"/>
         </w:rPr>
-        <w:t>普通流程默认无环；循环使用专用 Loop 节点并配置最大次数、预算和退出条件。</w:t>
+        <w:t>普通流程默认无环；通用 Loop 节点、连线和图校验属于 MVP-B 的可编辑 Workflow 能力，MVP-A 仅只读展示固定已发布 source。</w:t>
       </w:r>
     </w:p>
     <w:p>
@@ -4278,12 +4266,7 @@
         <w:spacing w:before="0" w:after="100" w:line="269" w:lineRule="auto"/>
       </w:pPr>
       <w:r>
-        <w:rPr>
-          <w:rFonts w:ascii="Calibri" w:hAnsi="Calibri" w:eastAsia="Microsoft YaHei"/>
-          <w:color w:val="20252B"/>
-          <w:sz w:val="21"/>
-        </w:rPr>
-        <w:t>支持插入、复制、拆分、合并、批量生成、批量重拍、批量审核和一键装入当前集时间线。</w:t>
+        <w:t>MVP-A 支持按集筛选、镜头排序、审核和将审核通过的镜头装入当前集时间线；插入、复制、拆分、合并、批量生成、批量重拍和批量审核延后到 MVP-B。</w:t>
       </w:r>
     </w:p>
     <w:p>
@@ -4346,12 +4329,7 @@
         <w:spacing w:before="0" w:after="100" w:line="269" w:lineRule="auto"/>
       </w:pPr>
       <w:r>
-        <w:rPr>
-          <w:rFonts w:ascii="Calibri" w:hAnsi="Calibri" w:eastAsia="Microsoft YaHei"/>
-          <w:color w:val="20252B"/>
-          <w:sz w:val="21"/>
-        </w:rPr>
-        <w:t>删除、拆分、合并、跨场移动和批量替换均先生成可预览的领域命令，服务端事务校验影响范围、版本冲突和下游失效后再提交。</w:t>
+        <w:t>MVP-A 只提供明确范围内的镜头排序和时间线装配命令；删除、拆分、合并、跨场移动和批量替换延后到 MVP-B，后续仍须由服务端事务校验影响范围、版本冲突和下游失效。</w:t>
       </w:r>
     </w:p>
     <w:p>
@@ -4383,7 +4361,7 @@
           <w:color w:val="20252B"/>
           <w:sz w:val="21"/>
         </w:rPr>
-        <w:t>节点卡片在低缩放级别只显示标题和状态，放大后才显示预览、关键参数和最近输出。拖动连接线时，只高亮可接受当前数据类型的端口。删除已产生资产的节点只修改草稿，不删除历史运行和资产。</w:t>
+        <w:t>MVP-B 的可编辑工作流节点卡片在低缩放级别只显示标题和状态，放大后才显示预览、关键参数和最近输出；拖动连接线与删除草稿节点也仅属于 MVP-B，且不得删除历史运行和资产。MVP-A 只读投影不提供这些交互。</w:t>
       </w:r>
     </w:p>
     <w:tbl>
@@ -4812,7 +4790,7 @@
                 <w:color w:val="20252B"/>
                 <w:sz w:val="18"/>
               </w:rPr>
-              <w:t>自然语言修改，可附参考图、选区或遮罩</w:t>
+              <w:t>自然语言修改，可附完整 AssetVersion 参考图；选区/遮罩延后至 MVP-B</w:t>
             </w:r>
           </w:p>
         </w:tc>
@@ -4902,7 +4880,7 @@
                 <w:color w:val="20252B"/>
                 <w:sz w:val="18"/>
               </w:rPr>
-              <w:t>指定时间范围、镜头问题、动作或画面要求</w:t>
+              <w:t>指定完整视频 AssetVersion、镜头问题、动作或画面要求；时间范围编辑延后至 MVP-B</w:t>
             </w:r>
           </w:p>
         </w:tc>
@@ -4981,19 +4959,8 @@
             </w:tcMar>
           </w:tcPr>
           <w:p>
-            <w:pPr>
-              <w:spacing w:before="0" w:after="0" w:line="264" w:lineRule="auto"/>
-              <w:jc w:val="left"/>
-            </w:pPr>
-            <w:r/>
             <w:r>
-              <w:rPr>
-                <w:rFonts w:ascii="Calibri" w:hAnsi="Calibri" w:eastAsia="Microsoft YaHei"/>
-                <w:b w:val="0"/>
-                <w:color w:val="20252B"/>
-                <w:sz w:val="18"/>
-              </w:rPr>
-              <w:t>修改台词、音色、语速、情绪或指定片段</w:t>
+              <w:t>修改台词、音色、语速、情绪或指定片段（Fish Audio 属 MVP-B）</w:t>
             </w:r>
           </w:p>
         </w:tc>
@@ -5010,19 +4977,8 @@
             </w:tcMar>
           </w:tcPr>
           <w:p>
-            <w:pPr>
-              <w:spacing w:before="0" w:after="0" w:line="264" w:lineRule="auto"/>
-              <w:jc w:val="left"/>
-            </w:pPr>
-            <w:r/>
             <w:r>
-              <w:rPr>
-                <w:rFonts w:ascii="Calibri" w:hAnsi="Calibri" w:eastAsia="Microsoft YaHei"/>
-                <w:b w:val="0"/>
-                <w:color w:val="20252B"/>
-                <w:sz w:val="18"/>
-              </w:rPr>
-              <w:t>Fish Audio 生成的新音频 AssetVersion</w:t>
+              <w:t>MVP-B 的新音频 AssetVersion</w:t>
             </w:r>
           </w:p>
         </w:tc>
@@ -5103,7 +5059,9 @@
               <w:spacing w:before="0" w:after="0" w:line="264" w:lineRule="auto"/>
               <w:jc w:val="left"/>
             </w:pPr>
-            <w:r/>
+            <w:r>
+              <w:t>MVP-A 产生受控 SoundCue 或 Timeline typed command，并创建新的 TimelineVersion；不创建 AudioEditPlan/MixPlan、Agent 执行工作流或候选音频 AssetVersion。MVP-B 才可定义音频生成/编辑能力。</w:t>
+            </w:r>
             <w:r>
               <w:rPr>
                 <w:rFonts w:ascii="Calibri" w:hAnsi="Calibri" w:eastAsia="Microsoft YaHei"/>
@@ -5111,7 +5069,6 @@
                 <w:color w:val="20252B"/>
                 <w:sz w:val="18"/>
               </w:rPr>
-              <w:t>新的 AudioEditPlan/MixPlan，确认后生成候选音频版本或时间线命令</w:t>
             </w:r>
           </w:p>
         </w:tc>
@@ -5162,19 +5119,8 @@
             </w:tcMar>
           </w:tcPr>
           <w:p>
-            <w:pPr>
-              <w:spacing w:before="0" w:after="0" w:line="264" w:lineRule="auto"/>
-              <w:jc w:val="left"/>
-            </w:pPr>
-            <w:r/>
             <w:r>
-              <w:rPr>
-                <w:rFonts w:ascii="Calibri" w:hAnsi="Calibri" w:eastAsia="Microsoft YaHei"/>
-                <w:b w:val="0"/>
-                <w:color w:val="20252B"/>
-                <w:sz w:val="18"/>
-              </w:rPr>
-              <w:t>裁剪、拆分、排序、替换、调速和音量调整</w:t>
+              <w:t>MVP-A 支持裁剪、拆分、排序、替换和静态音量调整；调速延后到 MVP-B</w:t>
             </w:r>
           </w:p>
         </w:tc>
@@ -5191,19 +5137,8 @@
             </w:tcMar>
           </w:tcPr>
           <w:p>
-            <w:pPr>
-              <w:spacing w:before="0" w:after="0" w:line="264" w:lineRule="auto"/>
-              <w:jc w:val="left"/>
-            </w:pPr>
-            <w:r/>
             <w:r>
-              <w:rPr>
-                <w:rFonts w:ascii="Calibri" w:hAnsi="Calibri" w:eastAsia="Microsoft YaHei"/>
-                <w:b w:val="0"/>
-                <w:color w:val="20252B"/>
-                <w:sz w:val="18"/>
-              </w:rPr>
-              <w:t>可预览、可撤销的结构化剪辑命令</w:t>
+              <w:t>MVP-A 产生可预览的结构化剪辑命令；通用撤销/重做延后到 MVP-B</w:t>
             </w:r>
           </w:p>
         </w:tc>
@@ -5228,7 +5163,7 @@
           <w:color w:val="20252B"/>
           <w:sz w:val="21"/>
         </w:rPr>
-        <w:t>对话上下文固定显示短剧项目、集、场次、镜头、素材类型、当前版本和作用范围；图片可画选区/遮罩，视频和音频可选择时间范围，配乐/音效显示 SoundCue、轨道、入点和混音状态，文本可选择段落。</w:t>
+        <w:t>对话上下文固定显示短剧项目、集、场次、镜头、素材类型、当前版本和明确作用范围。MVP-A 的 Agent 可执行编辑只接受完整 image/video AssetVersion 与显式引用集合；图片选区/遮罩绘制、视频或音频时间范围编辑、文本选段 Agent 编辑延后到 MVP-B。配乐/音效在 Timeline editor 中显示 SoundCue、轨道、入点和混音状态。</w:t>
       </w:r>
     </w:p>
     <w:p>
@@ -5245,7 +5180,7 @@
           <w:color w:val="20252B"/>
           <w:sz w:val="21"/>
         </w:rPr>
-        <w:t>Agent 必须先返回修改摘要、结构化 EditPlan、预计费用和会调用的模型/工具；付费或高成本操作沿用人工确认。</w:t>
+        <w:t>图片和视频选择可由 Agent 返回修改摘要、结构化 AssetEditPlan、预计费用和会调用的模型/工具；付费或高成本操作沿用人工确认。故事/剧本只显示 TextReview successor/stale closure，音频和时间线只跳转 Timeline editor 的 typed command，MVP-A 不生成 AudioEditPlan、MixPlan 或其他可执行 Agent plan。</w:t>
       </w:r>
     </w:p>
     <w:p>
@@ -5262,7 +5197,7 @@
           <w:color w:val="20252B"/>
           <w:sz w:val="21"/>
         </w:rPr>
-        <w:t>执行结果始终创建候选版本，不覆盖原始素材；用户可以继续追问、接受、拒绝或回到任意历史版本。</w:t>
+        <w:t>image/video 执行结果始终创建候选 AssetVersion，不覆盖原始素材；用户可以继续追问、接受或拒绝。历史版本只读可比较，MVP-A 不提供通用版本恢复；需要改变历史事实时创建新的 successor revision。</w:t>
       </w:r>
     </w:p>
     <w:p>
@@ -5296,7 +5231,7 @@
           <w:color w:val="20252B"/>
           <w:sz w:val="21"/>
         </w:rPr>
-        <w:t>已发布工作流、历史运行和已导出的工程包不得被对话修改；并发期间当前版本变化时要求刷新或基于新版本重新生成计划。接受文本修改后，受影响的剧本、分镜、提示词、镜头和时间线明确标记为待处理。</w:t>
+        <w:t>已发布工作流、历史运行和已导出的工程包不得被对话修改；并发期间当前版本变化时要求刷新或基于新版本重新生成计划。文本修改进入一次 TextReviewBatch 的 successor/stale closure；接受后受影响的剧本、分镜、提示词、镜头和时间线明确标记为 stale，不自动替换。</w:t>
       </w:r>
     </w:p>
     <w:p>
@@ -5328,7 +5263,7 @@
           <w:color w:val="20252B"/>
           <w:sz w:val="21"/>
         </w:rPr>
-        <w:t>顶层 Agent 根据项目类型、当前阶段和节点配置选择 Skill。所有 Skill 固定到审核过的 commit，并登记来源、许可证、输入输出、允许工具和启用范围。</w:t>
+        <w:t>顶层 Agent 根据项目类型、当前阶段和节点配置选择 Skill。Registry candidate、approved SkillRevision 与 Workflow binding 是三层不同事实：Registry 保存来源、许可证、输入输出、允许工具和启用范围；只有被路由选中的 approved revision 才要求固定来源版本、完整审计证据和运行冻结。</w:t>
       </w:r>
     </w:p>
     <w:p>
@@ -5519,6 +5454,31 @@
           <w:sz w:val="26"/>
         </w:rPr>
         <w:t>8.2 首批 Skill 角色</w:t>
+      </w:r>
+    </w:p>
+    <w:p>
+      <w:r>
+        <w:t>阶段一 Skill 注册与路由闭环：系统登记八项 registry candidate：drama-skills、novel-writing、zy-cinematic-realism、seedance-2.0、storyboard-tiktok-video-skill，以及 Hell Grind 的 hell-grind/cinedance-higgsfield、hell-grind/acting、hell-grind/lira。Agent Worker 启动时只读取 Registry 索引和已批准 metadata，不把全部候选当作启动 lock 或默认 Workflow 前置。默认 Workflow 仅绑定并要求批准 novel-writing（原创 StorySpec 节点）与 drama-skills（短剧开发与剧本节点）；其余六项可为 `pending_provenance` 或 `disabled`，只有显式启用、节点允许且路由条件满足时才成为新运行候选。新增 Skill 复用 Registry/Router，不改变既有领域模型和主流程。</w:t>
+      </w:r>
+    </w:p>
+    <w:p>
+      <w:r>
+        <w:t>当且仅当某个 SkillRevision 进入 approved 或被节点选中时，扫描其固定本地快照并校验 manifest、内容 digest、许可证、输入/输出 Schema、触发阶段、目标模型和 allowed tools。Git 来源使用 source commit；公开网页 Markdown 来源可使用 archive URL、获取时间、SHA-256 digest 与 license status。来源或审计不完整的 candidate 保持 `pending_provenance`/disabled；校验失败只阻断请求该 revision 的节点，不得阻断无关默认节点、调用文本模型或静默改用其他 Skill。</w:t>
+      </w:r>
+    </w:p>
+    <w:p>
+      <w:r>
+        <w:t>WorkflowVersion 固定拓扑、operation、`allowedSkills` 与 requiredCapabilities，但每个选择必须声明 `selectionMode=fixed|inherit`。MVP-A 默认文本角色以 allowedSkills 约束 novel-writing/drama-skills；Provider/Profile/Model 默认使用 `inherit`，按 workflow node override &gt; project default &gt; enabled system default 解析。运行开始时冻结选定 SkillRevision、Provider/Profile/Model、参数和 capability snapshot；刷新、重试、Worker 重启和历史运行不得重新路由，缺失、禁用或不兼容选择不得隐式 fallback。</w:t>
+      </w:r>
+    </w:p>
+    <w:p>
+      <w:r>
+        <w:t>加载采用渐进方式：先读取摘要和 manifest，路由确认后再读取 SKILL.md 与必要 references。Skill 只能提供流程、上下文、Schema 和检查规则，不得执行第三方脚本或直接访问网络、子进程、任意文件和密钥；所有模型、存储、生成和写入副作用必须通过受控 Port/Tool。</w:t>
+      </w:r>
+    </w:p>
+    <w:p>
+      <w:r>
+        <w:t>默认 Workflow 绑定的 novel-writing 与 drama-skills 生成的结构化候选必须逐对象通过 Schema 校验，并在一次 TextReviewBatch 中审核通过后才能解除付费图片/视频节点的门。zy-cinematic-realism 仅作为分镜后的可选视觉风格增强器；seedance-2.0 仅在 Seedance 目标模型已通过 capability probe、节点允许且显式启用时参与路由；storyboard-tiktok-video-skill 因当前无商品 TikTok 业务保持 disabled。Hell Grind 的 cinedance-higgsfield、acting、lira 仅在相应模型/节点条件匹配、来源审计完成且显式启用后参与路由，默认均 disabled。任何新增公开 Skill 都复用同一 Registry/Router 和供应链准入，不改变阶段一默认流程。</w:t>
       </w:r>
     </w:p>
     <w:tbl>
@@ -5782,7 +5742,7 @@
                 <w:color w:val="20252B"/>
                 <w:sz w:val="18"/>
               </w:rPr>
-              <w:t>约束文本模型完成原创故事或小说的规划、生成、续写、修订和一致性检查</w:t>
+              <w:t>约束文本模型完成原创故事规划、项目级 StorySpec 生成与一致性检查；小说正文生成、续写和章节修订不属于 MVP-A</w:t>
             </w:r>
           </w:p>
         </w:tc>
@@ -5811,7 +5771,7 @@
                 <w:color w:val="20252B"/>
                 <w:sz w:val="18"/>
               </w:rPr>
-              <w:t>原创故事/小说生成或专项修订</w:t>
+              <w:t>原创 StorySpec 生成；小说正文专项能力为 MVP-B/非默认候选</w:t>
             </w:r>
           </w:p>
         </w:tc>
@@ -6013,19 +5973,8 @@
             </w:tcMar>
           </w:tcPr>
           <w:p>
-            <w:pPr>
-              <w:spacing w:before="0" w:after="0" w:line="264" w:lineRule="auto"/>
-              <w:jc w:val="left"/>
-            </w:pPr>
-            <w:r/>
             <w:r>
-              <w:rPr>
-                <w:rFonts w:ascii="Calibri" w:hAnsi="Calibri" w:eastAsia="Microsoft YaHei"/>
-                <w:b w:val="0"/>
-                <w:color w:val="20252B"/>
-                <w:sz w:val="18"/>
-              </w:rPr>
-              <w:t>storyboard-tiktok-video</w:t>
+              <w:t>storyboard-tiktok-video-skill</w:t>
             </w:r>
           </w:p>
         </w:tc>
@@ -6082,6 +6031,102 @@
                 <w:sz w:val="18"/>
               </w:rPr>
               <w:t>非当前范围；默认禁用，后续按业务验证</w:t>
+            </w:r>
+          </w:p>
+        </w:tc>
+      </w:tr>
+      <w:tr>
+        <w:tc>
+          <w:tcPr>
+            <w:tcW w:type="dxa" w:w="2300"/>
+          </w:tcPr>
+          <w:p>
+            <w:r>
+              <w:t>hell-grind/cinedance-higgsfield</w:t>
+            </w:r>
+          </w:p>
+        </w:tc>
+        <w:tc>
+          <w:tcPr>
+            <w:tcW w:type="dxa" w:w="4300"/>
+          </w:tcPr>
+          <w:p>
+            <w:r>
+              <w:t>Higgsfield Cinedance 视频提示词工作流（writer / auditor / workbench）</w:t>
+            </w:r>
+          </w:p>
+        </w:tc>
+        <w:tc>
+          <w:tcPr>
+            <w:tcW w:type="dxa" w:w="2760"/>
+          </w:tcPr>
+          <w:p>
+            <w:r>
+              <w:t>目标模型为 Higgsfield/Cinedance 且 capability probe 通过；阶段一默认禁用</w:t>
+            </w:r>
+          </w:p>
+        </w:tc>
+      </w:tr>
+      <w:tr>
+        <w:tc>
+          <w:tcPr>
+            <w:tcW w:type="dxa" w:w="2300"/>
+          </w:tcPr>
+          <w:p>
+            <w:r>
+              <w:t>hell-grind/acting</w:t>
+            </w:r>
+          </w:p>
+        </w:tc>
+        <w:tc>
+          <w:tcPr>
+            <w:tcW w:type="dxa" w:w="4300"/>
+          </w:tcPr>
+          <w:p>
+            <w:r>
+              <w:t>角色表演、动作和镜头行为提示词增强</w:t>
+            </w:r>
+          </w:p>
+        </w:tc>
+        <w:tc>
+          <w:tcPr>
+            <w:tcW w:type="dxa" w:w="2760"/>
+          </w:tcPr>
+          <w:p>
+            <w:r>
+              <w:t>允许的角色/镜头节点；阶段一默认禁用</w:t>
+            </w:r>
+          </w:p>
+        </w:tc>
+      </w:tr>
+      <w:tr>
+        <w:tc>
+          <w:tcPr>
+            <w:tcW w:type="dxa" w:w="2300"/>
+          </w:tcPr>
+          <w:p>
+            <w:r>
+              <w:t>hell-grind/lira</w:t>
+            </w:r>
+          </w:p>
+        </w:tc>
+        <w:tc>
+          <w:tcPr>
+            <w:tcW w:type="dxa" w:w="4300"/>
+          </w:tcPr>
+          <w:p>
+            <w:r>
+              <w:t>图像生成提示词系统和视觉构图增强</w:t>
+            </w:r>
+          </w:p>
+        </w:tc>
+        <w:tc>
+          <w:tcPr>
+            <w:tcW w:type="dxa" w:w="2760"/>
+          </w:tcPr>
+          <w:p>
+            <w:r>
+              <w:t>目标图片模型匹配且显式启用；阶段一默认禁用</w:t>
             </w:r>
           </w:p>
         </w:tc>
@@ -6305,7 +6350,7 @@
                 <w:color w:val="20252B"/>
                 <w:sz w:val="18"/>
               </w:rPr>
-              <w:t>统一 TextModelPort；实际生成小说故事、短剧剧本及其结构化对象，Skill 提供流程、提示与校验约束</w:t>
+              <w:t>统一 TextModelPort；MVP-A 实际生成项目级 StorySpec、每集 ScriptSpec、Scene/Shot/ShotSpec 等结构化对象，Skill 提供流程、提示与校验约束</w:t>
             </w:r>
           </w:p>
         </w:tc>
@@ -6486,7 +6531,7 @@
                 <w:color w:val="20252B"/>
                 <w:sz w:val="18"/>
               </w:rPr>
-              <w:t>统一 VideoGenerationPort；Agnes 支持文生、图生、关键帧和多模态参考，其他 Provider 可后续添加</w:t>
+              <w:t>统一 VideoGenerationPort；MVP-A 的 Agnes 只启用 capability probe 通过并冻结的一个 image-to-video mode，输入为当前 storyboard AssetVersion、ShotSpec、显式时长和画幅；文生、关键帧、多模态及其他 Provider 均为后续候选</w:t>
             </w:r>
           </w:p>
         </w:tc>
@@ -6692,7 +6737,7 @@
           <w:color w:val="5D6772"/>
           <w:sz w:val="21"/>
         </w:rPr>
-        <w:t>模型管理中心支持 Provider、协议/适配器类型、base URL、认证方式、API Key、超时、轮询/回调模式、限流并发、模型、能力标签、参数 Schema、价格单位、默认值和启用状态的增删改查、连接测试与模型同步。已有适配器内新增模型只需数据库配置；新增协议、认证或响应语义时必须新增并审核 Adapter，不能把‘完全数据驱动’理解为零代码接入。全局模型库提供默认配置，项目可覆盖模型与参数；业务工作流不得直接依赖供应商 SDK 或固定模型名。</w:t>
+        <w:t>模型管理中心支持 Provider、协议/适配器类型、base URL、认证方式、API Key、超时、polling/callback capability、按 operation 的限流与并发上限、Provider 配额状态、模型、能力标签、参数 Schema、价格单位、默认值和启用状态的配置与 candidate sync。已有 Adapter 内新增模型只需数据库配置；新增协议、认证或响应语义时必须新增并审核 Adapter。首次 connection test/capability probe 只要求 adapter 已安装、catalog 已批准、`featureGate=MVP-A`、显式 live opt-in、Profile、Credential 和 timeout；probe 成功后创建 capability snapshot。只有具备成功 snapshot 且 `runnable=true` 的 operation 才能启用、成为默认或执行真实调用。同步只产生候选差异，须由用户接受，不自动替换已冻结 snapshot 或项目默认值。</w:t>
       </w:r>
     </w:p>
     <w:tbl>
@@ -6823,7 +6868,7 @@
                 <w:color w:val="20252B"/>
                 <w:sz w:val="20"/>
               </w:rPr>
-              <w:t>GPT Image 2（gpt-image-2）中转站作为首个图片 Provider，经 ImageGenerationPort 生成角色设定图、场景概念图、分镜帧和视频关键帧。端点、模型标识、尺寸、质量、格式、参考图、遮罩与编辑能力均由模型配置和能力探测决定。</w:t>
+              <w:t>GPT Image 2（gpt-image-2）中转站作为首个图片 Provider，经 ImageGenerationPort 生成角色设定图、场景概念图、分镜帧和视频关键帧。端点、模型标识、尺寸、质量、格式和参考图能力由模型配置和能力探测决定；capability snapshot 只能收紧平台与阶段边界，MVP-A 不启用选区/遮罩编辑。</w:t>
             </w:r>
           </w:p>
         </w:tc>
@@ -6949,7 +6994,7 @@
           <w:color w:val="20252B"/>
           <w:sz w:val="21"/>
         </w:rPr>
-        <w:t>浏览器通过短期上传凭证或本机 API 代理把媒体分片上传到火山引擎 TOS，显示断点续传、分片、校验和入库进度。</w:t>
+        <w:t>项目资产中心通过短期上传凭证或本机 API 代理把媒体分片上传到已选择的 Local/TOS StorageProfile，显示分片、断点续传、校验、AssetVersion 入库进度和明确取消；刷新或恢复复用同一 UploadSession/operation key，不重复上传。</w:t>
       </w:r>
     </w:p>
     <w:p>
@@ -6966,7 +7011,7 @@
           <w:color w:val="20252B"/>
           <w:sz w:val="21"/>
         </w:rPr>
-        <w:t>每个资产记录来源、checksum、真实 MIME、尺寸、时长、编码、版权标签和所属项目。</w:t>
+        <w:t>每个资产记录所属项目、来源、类型、关键字/标签、授权/许可证状态和只读使用位置；每个 AssetVersion 记录 checksum、真实 MIME、尺寸、时长、编码和不可变存储引用。</w:t>
       </w:r>
     </w:p>
     <w:p>
@@ -7000,7 +7045,7 @@
           <w:color w:val="20252B"/>
           <w:sz w:val="21"/>
         </w:rPr>
-        <w:t>素材入库后生成代理、缩略图、关键帧索引、波形和媒体信息。</w:t>
+        <w:t>素材入库后由 Media Worker 生成代理、缩略图、关键帧索引、波形和媒体信息；资产中心只读取各派生物状态和已验证引用，不越权生成或修改这些事实。</w:t>
       </w:r>
     </w:p>
     <w:p>
@@ -7017,7 +7062,7 @@
           <w:color w:val="20252B"/>
           <w:sz w:val="21"/>
         </w:rPr>
-        <w:t>生成任务显示排队、提交、供应商处理、下载、质检和完成阶段，并支持取消。</w:t>
+        <w:t>生成任务显示排队、提交、供应商处理、下载、技术媒体检查和完成阶段，并支持取消；语义/视觉自动质检延后到 MVP-B。</w:t>
       </w:r>
     </w:p>
     <w:p>
@@ -7034,7 +7079,7 @@
           <w:color w:val="20252B"/>
           <w:sz w:val="21"/>
         </w:rPr>
-        <w:t>付费生成前检查预算和配额；批量或高成本操作可配置人工确认。</w:t>
+        <w:t>付费生成前检查预算、Provider 配额、按 operation 的并发/限流 admission 和费用确认；批量、高成本或 cost=unknown 操作必须按已冻结规则人工确认。</w:t>
       </w:r>
     </w:p>
     <w:p>
@@ -7068,7 +7113,7 @@
           <w:color w:val="20252B"/>
           <w:sz w:val="21"/>
         </w:rPr>
-        <w:t>设置页可新增、编辑、启停和测试对象存储配置，包括 Provider 类型、Bucket、Region、Endpoint 和认证状态；凭据默认掩码，资产页明确显示 TOS 不可用、对象缺失、签名过期和本地缓存状态。</w:t>
+        <w:t>设置页可新增、编辑、启停和测试对象存储配置，包括 Provider 类型、Bucket、Region、Endpoint 和认证状态；凭据默认掩码。项目资产中心明确显示 Local/TOS 不可用、对象缺失、签名过期、上传中断、媒体派生失败和本地缓存状态。</w:t>
       </w:r>
     </w:p>
     <w:p>
@@ -7102,7 +7147,7 @@
           <w:color w:val="20252B"/>
           <w:sz w:val="21"/>
         </w:rPr>
-        <w:t>模型管理支持添加、编辑、删除、启停、测试连接、同步模型列表、设置全局默认和项目覆盖；删除已被历史运行引用的模型时只做停用。</w:t>
+        <w:t>模型管理支持添加、编辑、启停、测试连接、同步模型列表、设置全局默认和项目覆盖，并配置按 operation 的并发/限流及只读配额状态；删除未被引用的模型须显式确认，已被历史运行或 snapshot 引用的模型只能停用，历史引用保持可读。</w:t>
       </w:r>
     </w:p>
     <w:p>
@@ -7209,12 +7254,7 @@
         <w:spacing w:before="0" w:after="100" w:line="269" w:lineRule="auto"/>
       </w:pPr>
       <w:r>
-        <w:rPr>
-          <w:rFonts w:ascii="Calibri" w:hAnsi="Calibri" w:eastAsia="Microsoft YaHei"/>
-          <w:color w:val="20252B"/>
-          <w:sz w:val="21"/>
-        </w:rPr>
-        <w:t>视频、图片、对白、旁白、配乐、环境声、音效、字幕和文字轨道。</w:t>
+        <w:t>MVP-A 提供视频、图片、对白、配乐、环境声、音效和手工字幕轨道；旁白/TTS 及文字轨道增强延后到 MVP-B。</w:t>
       </w:r>
     </w:p>
     <w:p>
@@ -7226,12 +7266,7 @@
         <w:spacing w:before="0" w:after="100" w:line="269" w:lineRule="auto"/>
       </w:pPr>
       <w:r>
-        <w:rPr>
-          <w:rFonts w:ascii="Calibri" w:hAnsi="Calibri" w:eastAsia="Microsoft YaHei"/>
-          <w:color w:val="20252B"/>
-          <w:sz w:val="21"/>
-        </w:rPr>
-        <w:t>拖动、裁剪、拆分、删除、复制、排序、吸附、播放头和帧步进。</w:t>
+        <w:t>拖动、裁剪、拆分、删除、排序、播放头和帧步进；复制和吸附延后到 MVP-B。</w:t>
       </w:r>
     </w:p>
     <w:p>
@@ -7243,12 +7278,7 @@
         <w:spacing w:before="0" w:after="100" w:line="269" w:lineRule="auto"/>
       </w:pPr>
       <w:r>
-        <w:rPr>
-          <w:rFonts w:ascii="Calibri" w:hAnsi="Calibri" w:eastAsia="Microsoft YaHei"/>
-          <w:color w:val="20252B"/>
-          <w:sz w:val="21"/>
-        </w:rPr>
-        <w:t>位置、缩放、透明度、音量、淡入淡出和基础转场。</w:t>
+        <w:t>位置、缩放、透明度、音量、淡入淡出和基础转场；MVP-A 仅支持静态位置、缩放和透明度，不提供关键帧动画。</w:t>
       </w:r>
     </w:p>
     <w:p>
@@ -7260,12 +7290,7 @@
         <w:spacing w:before="0" w:after="100" w:line="269" w:lineRule="auto"/>
       </w:pPr>
       <w:r>
-        <w:rPr>
-          <w:rFonts w:ascii="Calibri" w:hAnsi="Calibri" w:eastAsia="Microsoft YaHei"/>
-          <w:color w:val="20252B"/>
-          <w:sz w:val="21"/>
-        </w:rPr>
-        <w:t>字幕文本、时间、字体、位置和样式编辑。</w:t>
+        <w:t>MVP-A 只支持字幕文本和时间编辑；字体、位置和样式编辑延后到 MVP-B。</w:t>
       </w:r>
     </w:p>
     <w:p>
@@ -7277,12 +7302,7 @@
         <w:spacing w:before="0" w:after="100" w:line="269" w:lineRule="auto"/>
       </w:pPr>
       <w:r>
-        <w:rPr>
-          <w:rFonts w:ascii="Calibri" w:hAnsi="Calibri" w:eastAsia="Microsoft YaHei"/>
-          <w:color w:val="20252B"/>
-          <w:sz w:val="21"/>
-        </w:rPr>
-        <w:t>首版配乐和音效支持导入本地音频或已入库音频资产；支持对白/旁白/音乐/环境声/音效分轨、SoundCue、角色音色绑定、音量包络、自动压低、响度预检和字幕重新对齐，不接入音乐生成模型。</w:t>
+        <w:t>首版配乐和音效支持导入本地音频或已入库音频资产；MVP-A 支持对白/音乐/环境声/音效分轨、SoundCue、音量包络、自动压低、响度预检和手工字幕，不接入 TTS、ASR、音乐生成模型或自动字幕对齐。MVP-A 的 ducking 冻结 enabled、合并后的 30fps 整数对白区间、衰减量、attack/release 和 music/ambience/effects 目标轨道，并由预览与 FFmpeg 共用 RenderPlan。</w:t>
       </w:r>
     </w:p>
     <w:p>
@@ -7311,12 +7331,7 @@
         <w:spacing w:before="0" w:after="100" w:line="269" w:lineRule="auto"/>
       </w:pPr>
       <w:r>
-        <w:rPr>
-          <w:rFonts w:ascii="Calibri" w:hAnsi="Calibri" w:eastAsia="Microsoft YaHei"/>
-          <w:color w:val="20252B"/>
-          <w:sz w:val="21"/>
-        </w:rPr>
-        <w:t>自动保存、撤销/重做、版本命名、版本恢复和前后对比。</w:t>
+        <w:t>每个成功的编辑命令立即持久化，并支持版本命名和只读前后对比；独立自动保存、通用撤销/重做和版本恢复延后到 MVP-B。</w:t>
       </w:r>
     </w:p>
     <w:p>
@@ -7445,7 +7460,7 @@
                 <w:color w:val="1F7A75"/>
                 <w:sz w:val="20"/>
               </w:rPr>
-              <w:t xml:space="preserve">音频结论  </w:t>
+              <w:t>音频结论  配乐、音效、环境声和对白不是视频轨道的附属字段，而是可检索、可版本化、可试听并由 Timeline typed command 管理的音频资产。MVP-A 支持导入和编辑已有音频，不提供独立音频审核流、旁白/TTS 或音乐生成；未来可通过 Music/Sfx Provider 扩展。</w:t>
             </w:r>
             <w:r>
               <w:rPr>
@@ -7453,7 +7468,6 @@
                 <w:color w:val="20252B"/>
                 <w:sz w:val="20"/>
               </w:rPr>
-              <w:t>配乐、音效、环境声、对白、旁白不是视频轨道的附属字段，而是可检索、可版本化、可单独审核和可由 Agent 编排的音频资产。首版支持导入和编辑已有音频，不接入音乐生成模型；未来可通过 Music/Sfx Provider 扩展。</w:t>
             </w:r>
           </w:p>
         </w:tc>
@@ -7605,19 +7619,8 @@
             </w:tcMar>
           </w:tcPr>
           <w:p>
-            <w:pPr>
-              <w:spacing w:before="0" w:after="0" w:line="264" w:lineRule="auto"/>
-              <w:jc w:val="left"/>
-            </w:pPr>
-            <w:r/>
             <w:r>
-              <w:rPr>
-                <w:rFonts w:ascii="Calibri" w:hAnsi="Calibri" w:eastAsia="Microsoft YaHei"/>
-                <w:b w:val="0"/>
-                <w:color w:val="20252B"/>
-                <w:sz w:val="18"/>
-              </w:rPr>
-              <w:t>对白 / 旁白</w:t>
+              <w:t>对白（旁白/TTS 延后）</w:t>
             </w:r>
           </w:p>
         </w:tc>
@@ -7633,19 +7636,8 @@
             </w:tcMar>
           </w:tcPr>
           <w:p>
-            <w:pPr>
-              <w:spacing w:before="0" w:after="0" w:line="264" w:lineRule="auto"/>
-              <w:jc w:val="left"/>
-            </w:pPr>
-            <w:r/>
             <w:r>
-              <w:rPr>
-                <w:rFonts w:ascii="Calibri" w:hAnsi="Calibri" w:eastAsia="Microsoft YaHei"/>
-                <w:b w:val="0"/>
-                <w:color w:val="20252B"/>
-                <w:sz w:val="18"/>
-              </w:rPr>
-              <w:t>角色、音色、语言、台词文本、版本和字幕关联</w:t>
+              <w:t>角色、语言、台词文本、版本和字幕关联</w:t>
             </w:r>
           </w:p>
         </w:tc>
@@ -7661,19 +7653,8 @@
             </w:tcMar>
           </w:tcPr>
           <w:p>
-            <w:pPr>
-              <w:spacing w:before="0" w:after="0" w:line="264" w:lineRule="auto"/>
-              <w:jc w:val="left"/>
-            </w:pPr>
-            <w:r/>
             <w:r>
-              <w:rPr>
-                <w:rFonts w:ascii="Calibri" w:hAnsi="Calibri" w:eastAsia="Microsoft YaHei"/>
-                <w:b w:val="0"/>
-                <w:color w:val="20252B"/>
-                <w:sz w:val="18"/>
-              </w:rPr>
-              <w:t>按角色或台词片段放置，支持重新生成、裁剪、淡入淡出和字幕重对齐</w:t>
+              <w:t>按角色或台词片段放置，支持裁剪、淡入淡出和字幕关联</w:t>
             </w:r>
           </w:p>
         </w:tc>
@@ -7753,19 +7734,8 @@
             </w:tcMar>
           </w:tcPr>
           <w:p>
-            <w:pPr>
-              <w:spacing w:before="0" w:after="0" w:line="264" w:lineRule="auto"/>
-              <w:jc w:val="left"/>
-            </w:pPr>
-            <w:r/>
             <w:r>
-              <w:rPr>
-                <w:rFonts w:ascii="Calibri" w:hAnsi="Calibri" w:eastAsia="Microsoft YaHei"/>
-                <w:b w:val="0"/>
-                <w:color w:val="20252B"/>
-                <w:sz w:val="18"/>
-              </w:rPr>
-              <w:t>音乐轨、循环、入点/出点、音量包络、对白自动压低和段落切换</w:t>
+              <w:t>音乐轨、入点/出点、静态音量、音量包络、对白自动压低和段落切换；循环延后到 MVP-B</w:t>
             </w:r>
           </w:p>
         </w:tc>
@@ -7934,19 +7904,8 @@
             </w:tcMar>
           </w:tcPr>
           <w:p>
-            <w:pPr>
-              <w:spacing w:before="0" w:after="0" w:line="264" w:lineRule="auto"/>
-              <w:jc w:val="left"/>
-            </w:pPr>
-            <w:r/>
             <w:r>
-              <w:rPr>
-                <w:rFonts w:ascii="Calibri" w:hAnsi="Calibri" w:eastAsia="Microsoft YaHei"/>
-                <w:b w:val="0"/>
-                <w:color w:val="20252B"/>
-                <w:sz w:val="18"/>
-              </w:rPr>
-              <w:t>对白、旁白、音乐、环境、音效和 Master 分轨，支持 solo/mute、增益、声像和自动压低</w:t>
+              <w:t>对白、音乐、环境、音效和 Master 分轨，支持 solo/mute、增益和自动压低；旁白/TTS 与声像延后到 MVP-B</w:t>
             </w:r>
           </w:p>
         </w:tc>
@@ -8000,12 +7959,7 @@
         <w:spacing w:before="0" w:after="100" w:line="269" w:lineRule="auto"/>
       </w:pPr>
       <w:r>
-        <w:rPr>
-          <w:rFonts w:ascii="Calibri" w:hAnsi="Calibri" w:eastAsia="Microsoft YaHei"/>
-          <w:color w:val="20252B"/>
-          <w:sz w:val="21"/>
-        </w:rPr>
-        <w:t>剪辑台至少提供 Dialogue、Narration、Music、Ambience、SFX、Master 六类轨道；可拖入素材、剪切、循环、淡入淡出、调速、调音量和锁定轨道。</w:t>
+        <w:t>MVP-A 剪辑台提供 Dialogue、Music、Ambience、Effects、Master 五类轨道；可拖入素材、剪切、淡入淡出、静态调音量、mute/solo 和对白自动压低。Narration/TTS、循环、调速和轨道锁定延后到 MVP-B。</w:t>
       </w:r>
     </w:p>
     <w:p>
@@ -8022,7 +7976,7 @@
           <w:color w:val="20252B"/>
           <w:sz w:val="21"/>
         </w:rPr>
-        <w:t>默认混音预设以对白清晰为目标：音乐和环境声在对白/旁白期间自动 ducking；集级响度目标、True Peak、淡入淡出和压限参数可配置，导出前执行响度预检。</w:t>
+        <w:t>默认混音预设以对白清晰为目标：音乐、环境声和音效只在 dialogue interval 内自动 ducking；集级响度目标、True Peak、淡入淡出和压限参数可配置，导出前执行响度预检。Narration/TTS 属 MVP-B，MVP-A 不以旁白区间驱动 ducking。</w:t>
       </w:r>
     </w:p>
     <w:p>
@@ -8039,7 +7993,7 @@
           <w:color w:val="20252B"/>
           <w:sz w:val="21"/>
         </w:rPr>
-        <w:t>用户可选中音频素材、SoundCue 或混音片段与 Agent 对话，例如‘把这段音乐压低 4 dB’、‘在开门动作处加入脚步声’、‘把环境声延长到场次结束’；Agent 返回 AudioEditPlan/MixPlan 候选，确认后才更新时间线。</w:t>
+        <w:t>用户可选中音频素材、SoundCue 或混音片段查看上下文和提出编辑意图；MVP-A 由 Timeline editor 将确认后的意图转换为受控 SoundCue 或 Timeline typed command，不创建 AudioEditPlan/MixPlan、Agent 执行工作流或候选 AssetVersion。</w:t>
       </w:r>
     </w:p>
     <w:p>
@@ -8056,7 +8010,7 @@
           <w:color w:val="20252B"/>
           <w:sz w:val="21"/>
         </w:rPr>
-        <w:t>MP4 包含最终混音；轻量/完整工程包保存音频素材 manifest、SoundCue、轨道结构、混音预设、授权元数据和导出响度报告。</w:t>
+        <w:t>MP4 包含最终混音；MVP-A 轻量工程包保存音频素材 manifest、SoundCue、轨道结构、混音预设、授权元数据和导出响度报告；完整媒体工程包延后到 MVP-B。</w:t>
       </w:r>
     </w:p>
     <w:p>
@@ -8088,7 +8042,7 @@
           <w:color w:val="20252B"/>
           <w:sz w:val="21"/>
         </w:rPr>
-        <w:t>节点、资产、镜头和时间线版本均可发起审核。</w:t>
+        <w:t>MVP-A 的文本批次、图片候选和视频候选分别从其业务页面发起审核；音频和 TimelineVersion 在时间线编辑器中通过 typed command 管理，不提供独立审核流。统一审核中心和任意对象审核延后到 MVP-B。</w:t>
       </w:r>
     </w:p>
     <w:p>
@@ -8105,7 +8059,19 @@
           <w:color w:val="20252B"/>
           <w:sz w:val="21"/>
         </w:rPr>
-        <w:t>审核人可通过、驳回、提出重拍或直接创建修订任务。</w:t>
+        <w:t>MVP-A 审核动作统一为 `accept|reject|retake`，文本批次只允许 `accept|reject`；接受只移动 current 引用或发布 owner handoff，不覆盖历史版本。</w:t>
+      </w:r>
+    </w:p>
+    <w:p>
+      <w:pPr>
+        <w:numPr>
+          <w:ilvl w:val="0"/>
+          <w:numId w:val="9000"/>
+        </w:numPr>
+        <w:spacing w:before="0" w:after="100" w:line="269" w:lineRule="auto"/>
+      </w:pPr>
+      <w:r>
+        <w:t>评论必须锚定对象版本和位置；时间线评论附带时间码。评论和时间码审核延后到 MVP-B，MVP-A 只保留通过、驳回、重拍和影响状态。</w:t>
       </w:r>
     </w:p>
     <w:p>
@@ -8122,24 +8088,7 @@
           <w:color w:val="20252B"/>
           <w:sz w:val="21"/>
         </w:rPr>
-        <w:t>评论必须锚定对象版本和位置；时间线评论附带时间码。</w:t>
-      </w:r>
-    </w:p>
-    <w:p>
-      <w:pPr>
-        <w:numPr>
-          <w:ilvl w:val="0"/>
-          <w:numId w:val="9000"/>
-        </w:numPr>
-        <w:spacing w:before="0" w:after="100" w:line="269" w:lineRule="auto"/>
-      </w:pPr>
-      <w:r>
-        <w:rPr>
-          <w:rFonts w:ascii="Calibri" w:hAnsi="Calibri" w:eastAsia="Microsoft YaHei"/>
-          <w:color w:val="20252B"/>
-          <w:sz w:val="21"/>
-        </w:rPr>
-        <w:t>统一状态流转为 draft -&gt; generated -&gt; pending_review -&gt; approved/rejected -&gt; superseded/archived；只有 approved 版本可作为下游生成输入。</w:t>
+        <w:t>候选状态使用 generated -&gt; pending_review -&gt; accepted/rejected/stale/superseded；可编辑 owner 草稿与已发布/归档引用保持各自生命周期。只有已接受且仍为精确 current 的版本可作为下游生成输入，legacy `approve|approved` 不作为审核动作或接受证据。</w:t>
       </w:r>
     </w:p>
     <w:p>
@@ -8185,12 +8134,7 @@
         <w:spacing w:before="0" w:after="100" w:line="269" w:lineRule="auto"/>
       </w:pPr>
       <w:r>
-        <w:rPr>
-          <w:rFonts w:ascii="Calibri" w:hAnsi="Calibri" w:eastAsia="Microsoft YaHei"/>
-          <w:color w:val="20252B"/>
-          <w:sz w:val="21"/>
-        </w:rPr>
-        <w:t>本地提醒覆盖待确认、失败、预算预警、生成完成和导出完成。</w:t>
+        <w:t>MVP-A 在运行和导出界面展示待确认、失败、预算预警、生成完成和导出完成状态；统一本地提醒中心延后到 MVP-B。</w:t>
       </w:r>
     </w:p>
     <w:p>
@@ -9072,19 +9016,8 @@
             </w:tcMar>
           </w:tcPr>
           <w:p>
-            <w:pPr>
-              <w:spacing w:before="0" w:after="0" w:line="264" w:lineRule="auto"/>
-              <w:jc w:val="left"/>
-            </w:pPr>
-            <w:r/>
             <w:r>
-              <w:rPr>
-                <w:rFonts w:ascii="Calibri" w:hAnsi="Calibri" w:eastAsia="Microsoft YaHei"/>
-                <w:b w:val="0"/>
-                <w:color w:val="20252B"/>
-                <w:sz w:val="18"/>
-              </w:rPr>
-              <w:t>多集/多场剧情短剧、集/场次/镜头层级、工作流/故事板双视图、角色连续性、资产、React Flow、素材上下文 Agent 对话、Skill 路由、Temporal、Agnes AI、模型管理、加密密钥、人工门、基础剪辑和文件导出</w:t>
+              <w:t>多集/多场剧情短剧、集/场次/镜头层级、工作流/故事板双视图、角色连续性、项目资产中心、素材上下文 Agent 对话、Skill 路由、Temporal、Agnes AI、模型管理、加密密钥、人工门、运行环境预检、静态变换、基础剪辑和文件导出</w:t>
             </w:r>
           </w:p>
         </w:tc>
@@ -9164,19 +9097,8 @@
             </w:tcMar>
           </w:tcPr>
           <w:p>
-            <w:pPr>
-              <w:spacing w:before="0" w:after="0" w:line="264" w:lineRule="auto"/>
-              <w:jc w:val="left"/>
-            </w:pPr>
-            <w:r/>
             <w:r>
-              <w:rPr>
-                <w:rFonts w:ascii="Calibri" w:hAnsi="Calibri" w:eastAsia="Microsoft YaHei"/>
-                <w:b w:val="0"/>
-                <w:color w:val="20252B"/>
-                <w:sz w:val="18"/>
-              </w:rPr>
-              <w:t>模板、批量镜头、更多视频模型、任务日历、细化审核、用量报表和工程包增强</w:t>
+              <w:t>模板、批量镜头、插入/复制/批量重拍、撤销/重做、版本恢复、字幕样式、评论提醒、更多视频模型、任务日历、细化审核、用量报表和工程包增强</w:t>
             </w:r>
           </w:p>
         </w:tc>
@@ -9658,19 +9580,8 @@
             </w:tcMar>
           </w:tcPr>
           <w:p>
-            <w:pPr>
-              <w:spacing w:before="0" w:after="0" w:line="264" w:lineRule="auto"/>
-              <w:jc w:val="left"/>
-            </w:pPr>
-            <w:r/>
             <w:r>
-              <w:rPr>
-                <w:rFonts w:ascii="Calibri" w:hAnsi="Calibri" w:eastAsia="Microsoft YaHei"/>
-                <w:b w:val="0"/>
-                <w:color w:val="20252B"/>
-                <w:sz w:val="18"/>
-              </w:rPr>
-              <w:t>暂停、取消、查看详情</w:t>
+              <w:t>取消、查看详情、从失败节点继续；暂停延后到 MVP-B</w:t>
             </w:r>
           </w:p>
         </w:tc>
@@ -9762,7 +9673,7 @@
                 <w:color w:val="20252B"/>
                 <w:sz w:val="18"/>
               </w:rPr>
-              <w:t>通过、驳回、编辑、重拍</w:t>
+              <w:t>在对应业务页面接受、驳回、编辑或重拍；统一审核中心延后到 MVP-B</w:t>
             </w:r>
           </w:p>
         </w:tc>
@@ -9839,19 +9750,8 @@
             </w:tcMar>
           </w:tcPr>
           <w:p>
-            <w:pPr>
-              <w:spacing w:before="0" w:after="0" w:line="264" w:lineRule="auto"/>
-              <w:jc w:val="left"/>
-            </w:pPr>
-            <w:r/>
             <w:r>
-              <w:rPr>
-                <w:rFonts w:ascii="Calibri" w:hAnsi="Calibri" w:eastAsia="Microsoft YaHei"/>
-                <w:b w:val="0"/>
-                <w:color w:val="20252B"/>
-                <w:sz w:val="18"/>
-              </w:rPr>
-              <w:t>切换集、筛选场次、排序镜头、批量生成、审核和装入时间线</w:t>
+              <w:t>切换集、折叠/筛选场次、按状态/模型/审核结果过滤、排序镜头、审核和装入时间线；批量生成/重拍延后到 MVP-B</w:t>
             </w:r>
           </w:p>
         </w:tc>
@@ -9914,7 +9814,7 @@
                 <w:color w:val="20252B"/>
                 <w:sz w:val="18"/>
               </w:rPr>
-              <w:t>项目/集/场/镜头上下文、当前素材版本、选区/时间范围、修改计划、费用和引用影响</w:t>
+              <w:t>项目/集/场/镜头上下文、当前完整 AssetVersion、修改计划、费用和引用影响；选区/时间范围延后至 MVP-B</w:t>
             </w:r>
           </w:p>
         </w:tc>
@@ -10095,7 +9995,7 @@
                 <w:color w:val="20252B"/>
                 <w:sz w:val="18"/>
               </w:rPr>
-              <w:t>代理、缩略图、波形各自进度</w:t>
+              <w:t>上传分片、AssetVersion 入库、代理、缩略图、关键帧和波形各自进度</w:t>
             </w:r>
           </w:p>
         </w:tc>
@@ -10124,7 +10024,7 @@
                 <w:color w:val="20252B"/>
                 <w:sz w:val="18"/>
               </w:rPr>
-              <w:t>继续其他工作、取消上传</w:t>
+              <w:t>继续其他工作、续传或取消上传，并在刷新后恢复同一 operation</w:t>
             </w:r>
           </w:p>
         </w:tc>
@@ -11207,7 +11107,7 @@
           <w:color w:val="20252B"/>
           <w:sz w:val="21"/>
         </w:rPr>
-        <w:t>本地资源：</w:t>
+        <w:t>本地资源：API/Worker 启动与运行期检查 CPU、内存、Local/Worker/DB/object manifest 可用容量，以及 FFmpeg/ffprobe 二进制版本和 MVP-A 必需的 H.264/AAC decoder/encoder、pixel format 与 container capability。能力缺失返回稳定诊断并阻断受影响的上传、新生成、预览或导出；磁盘达到软阈值提醒，达到硬阈值阻断新 intent。</w:t>
       </w:r>
       <w:r>
         <w:rPr>
@@ -11216,7 +11116,6 @@
           <w:color w:val="20252B"/>
           <w:sz w:val="21"/>
         </w:rPr>
-        <w:t>启动时检查 CPU、内存、可用磁盘和 FFmpeg 编解码能力；磁盘达到软阈值提醒，达到硬阈值阻断上传和新生成。</w:t>
       </w:r>
     </w:p>
     <w:p>
@@ -11224,22 +11123,7 @@
         <w:spacing w:after="120" w:line="264" w:lineRule="auto"/>
       </w:pPr>
       <w:r>
-        <w:rPr>
-          <w:rFonts w:ascii="Calibri" w:hAnsi="Calibri" w:eastAsia="Microsoft YaHei"/>
-          <w:b/>
-          <w:color w:val="20252B"/>
-          <w:sz w:val="21"/>
-        </w:rPr>
-        <w:t>备份恢复：</w:t>
-      </w:r>
-      <w:r>
-        <w:rPr>
-          <w:rFonts w:ascii="Calibri" w:hAnsi="Calibri" w:eastAsia="Microsoft YaHei"/>
-          <w:b w:val="0"/>
-          <w:color w:val="20252B"/>
-          <w:sz w:val="21"/>
-        </w:rPr>
-        <w:t>PostgreSQL、TOS 对象 manifest/版本信息、Compose 配置、Docker Secret 主密钥和对象存储凭据分别备份；恢复后必须通过 checksum 和工程包回导验证。</w:t>
+        <w:t>备份恢复：PostgreSQL、TOS 对象 manifest/版本信息、Compose 配置、Docker Secret 主密钥和对象存储凭据分别备份；MVP-A 提供手工备份/恢复 runbook 和一次 checksum/ETag 恢复演练，自动化备份、完整工程包回导和恢复 UI 延后到 MVP-B。</w:t>
       </w:r>
     </w:p>
     <w:p>
@@ -11327,12 +11211,13 @@
         <w:spacing w:before="0" w:after="100" w:line="269" w:lineRule="auto"/>
       </w:pPr>
       <w:r>
-        <w:rPr>
-          <w:rFonts w:ascii="Calibri" w:hAnsi="Calibri" w:eastAsia="Microsoft YaHei"/>
-          <w:color w:val="20252B"/>
-          <w:sz w:val="21"/>
-        </w:rPr>
-        <w:t>MVP-A 先完成：主题/人物设想 -&gt; 故事与剧本 -&gt; 故事板 -&gt; 图片 -&gt; Agnes 一个稳定视频模式 -&gt; 每集时间线 -&gt; 导入配乐/音效与对白混音 -&gt; MP4/SRT。</w:t>
+        <w:t>MVP-A 先完成：主题/人物设想或导入小说/故事梗概/已有剧本 -&gt; 项目级 StorySpec 与每集 ScriptSpec -&gt; 故事板 -&gt; 图片审核接受 -&gt; Agnes 一个稳定视频模式 -&gt; 项目资产中心上传/浏览/筛选/试听/使用位置 -&gt; 将审核通过的镜头装入每集时间线 -&gt; 静态位置/缩放/透明度、导入配乐/音效、对白混音与自动压低 -&gt; MP4/SRT/light manifest；同时具备 CPU/内存/磁盘/FFmpeg capability 预检、磁盘软/硬阈值保护和手工恢复演练。</w:t>
+      </w:r>
+    </w:p>
+    <w:p>
+      <w:pPr/>
+      <w:r>
+        <w:t>MVP-A 明确不包含：小说正文/章节草稿交付，图片选区/遮罩绘制、视频或音频时间范围 Agent 编辑，语义/视觉自动质检和统一审核中心，项目模板/跨项目运行与用量汇总，故事板插入/复制/批量生成/批量重拍/批量审核，Timeline 复制/吸附、独立自动保存、通用撤销/重做、版本恢复和字幕样式，Run 暂停，审核评论/时间码评论和提醒中心，以及自动化备份恢复和完整工程包回导；以上能力纳入 MVP-B。</w:t>
       </w:r>
     </w:p>
     <w:p>
@@ -11349,7 +11234,7 @@
           <w:color w:val="20252B"/>
           <w:sz w:val="21"/>
         </w:rPr>
-        <w:t>创建项目、上传素材并生成代理；素材具有不可变版本。</w:t>
+        <w:t>创建项目并进入项目资产中心；可上传、续传、取消和恢复媒体，按类型/标签/来源/授权筛选，试听音频并查看代理、缩略图、波形、不可变版本和只读使用位置。</w:t>
       </w:r>
     </w:p>
     <w:p>
@@ -11366,7 +11251,7 @@
           <w:color w:val="20252B"/>
           <w:sz w:val="21"/>
         </w:rPr>
-        <w:t>项目可创建多集；每集可创建多个场次和镜头，故事板与工作流视图可以切换且双向同步。</w:t>
+        <w:t>项目可创建多集；每集可创建多个场次和镜头，故事板与固定已发布 WorkflowVersion 的只读工作流投影可以切换且共享同一事实。</w:t>
       </w:r>
     </w:p>
     <w:p>
@@ -11383,7 +11268,7 @@
           <w:color w:val="20252B"/>
           <w:sz w:val="21"/>
         </w:rPr>
-        <w:t>画布可配置并发布包含 Agent、可切换模型适配器、人工审核和 FFmpeg 的剧情短剧工作流。</w:t>
+        <w:t>MVP-A 使用固定、版本化、已发布的默认创作 Workflow；后端负责 ensure、绑定和运行，工作流图编辑、连线、草稿保存和发布 UI 延后到 MVP-B。默认模板固定拓扑和逻辑角色，Provider/Profile/Model 使用声明的 fixed/inherit selectionMode，避免项目默认值与节点绑定含义不明。</w:t>
       </w:r>
     </w:p>
     <w:p>
@@ -11400,7 +11285,7 @@
           <w:color w:val="20252B"/>
           <w:sz w:val="21"/>
         </w:rPr>
-        <w:t>用户可在画布选中故事、剧本、图片、视频、音频或时间线素材并打开 Agent 对话；系统自动绑定当前版本，生成候选版本后由用户确认替换范围。</w:t>
+        <w:t>用户可在画布选中故事、剧本、图片、视频、音频或时间线素材并打开 Agent 对话；系统绑定当前版本和显式引用。只有图片/视频可生成并执行候选 AssetEditPlan；故事/剧本进入 TextReview，音频/时间线进入 Timeline editor typed command，均不得绕过各自 owner。</w:t>
       </w:r>
     </w:p>
     <w:p>
@@ -11434,7 +11319,7 @@
           <w:color w:val="20252B"/>
           <w:sz w:val="21"/>
         </w:rPr>
-        <w:t>用户输入主题或一句话创意后，文本模型可在 novel-writing 约束下生成原创故事/小说，并在 drama-skills 约束下生成结构化短剧剧本、分镜和视频生成规格。</w:t>
+        <w:t>用户输入主题或一句话创意后，文本模型可在 novel-writing 约束下生成项目级 StorySpec，并在 drama-skills 约束下生成每集 ScriptSpec、Scene/Shot、ShotSpec 和后续生成规格；MVP-A 不生成可独立交付的小说正文或章节草稿。</w:t>
       </w:r>
     </w:p>
     <w:p>
@@ -11468,7 +11353,7 @@
           <w:color w:val="20252B"/>
           <w:sz w:val="21"/>
         </w:rPr>
-        <w:t>Codex 中转站作为默认文本 Provider，完整兼容 OpenAI API；DeepSeek 可通过模型管理中心添加或切换。</w:t>
+        <w:t>Codex 中转站是用户显式启用真实文本能力后的推荐默认 live Profile，完整兼容 OpenAI API；DeepSeek 可通过模型管理中心添加或切换。首次运行、CI 和默认本地测试始终使用 Mock/Local、零网络；任何真实调用都需要 enabled Profile、凭据和显式 command/probe。</w:t>
       </w:r>
     </w:p>
     <w:p>
@@ -11485,7 +11370,7 @@
           <w:color w:val="20252B"/>
           <w:sz w:val="21"/>
         </w:rPr>
-        <w:t>Agnes AI 作为首个视频 Provider，按已冻结的 capability snapshot 完成已启用能力验收；MiniMax H3、Seedance 2.5 可通过同一模型管理中心继续添加。</w:t>
+        <w:t>Agnes AI 是首个视频 Provider；MVP-A 只验收显式 capability probe 通过的一个稳定 image-to-video mode 及 submit/poll/cancel/result。MiniMax H3、Seedance 2.5、Agnes 其他模式和 preview 仅可显示为 catalog candidate，保持 `runnable=false`、`featureGate=MVP-B`，不得进入阶段一运行。</w:t>
       </w:r>
     </w:p>
     <w:p>
@@ -11502,7 +11387,7 @@
           <w:color w:val="20252B"/>
           <w:sz w:val="21"/>
         </w:rPr>
-        <w:t>模型管理支持 /v1/models 自动同步、手工添加、编辑、启停、连接测试、全局默认和项目参数覆盖，代码中无固定模型名。</w:t>
+        <w:t>模型管理支持 `/v1/models` candidate diff、手工添加、编辑、启停、全局默认、项目参数覆盖、按 operation 的并发/限流和 Provider 配额状态，代码中无固定模型名。首次 connection test/probe 按显式前置执行并在成功后创建 capability snapshot；只有 installed adapter、成功 snapshot 且 `runnable=true` 的 MVP-A operation 才可启用、成为默认或执行真实调用。同步结果必须由用户接受，不能自动替换已冻结 snapshot 或项目默认值。</w:t>
       </w:r>
     </w:p>
     <w:p>
@@ -11531,12 +11416,7 @@
         <w:spacing w:before="0" w:after="100" w:line="269" w:lineRule="auto"/>
       </w:pPr>
       <w:r>
-        <w:rPr>
-          <w:rFonts w:ascii="Calibri" w:hAnsi="Calibri" w:eastAsia="Microsoft YaHei"/>
-          <w:color w:val="20252B"/>
-          <w:sz w:val="21"/>
-        </w:rPr>
-        <w:t>生成镜头可进入剪辑台，支持基础轨道编辑、字幕、音量和版本保存。</w:t>
+        <w:t>生成并审核通过的镜头可装入当前集剪辑台，支持基础轨道编辑、静态位置/缩放/透明度、手工字幕、音量和版本保存。</w:t>
       </w:r>
     </w:p>
     <w:p>
@@ -11553,7 +11433,7 @@
           <w:color w:val="20252B"/>
           <w:sz w:val="21"/>
         </w:rPr>
-        <w:t>导出 MP4、SRT 和项目工程包；工程包同时支持轻量清单包与包含全部素材/生成结果的完整可迁移包。多集默认分别导出并按集号命名，不做自动拼接。</w:t>
+        <w:t>导出 MP4、SRT 和项目工程包；MVP-A 只提供 `exportProfile=light` 的清单与可解析引用，作为只读 ExportArtifact，不提供 import/reimport API、UI 或恢复流程。MVP-B 再提供包含全部素材/生成结果的 portable 完整可迁移包和任何工程包回导；多集默认分别导出并按集号命名，不做自动拼接。</w:t>
       </w:r>
     </w:p>
     <w:p>
@@ -11595,14 +11475,7 @@
         <w:jc w:val="left"/>
       </w:pPr>
       <w:r>
-        <w:rPr>
-          <w:rFonts w:ascii="Calibri" w:hAnsi="Calibri" w:eastAsia="Microsoft YaHei"/>
-          <w:b w:val="0"/>
-          <w:i w:val="0"/>
-          <w:color w:val="20252B"/>
-          <w:sz w:val="21"/>
-        </w:rPr>
-        <w:t>仅输入一部短剧的主题和人物设想，由默认文本模型结合 novel-writing 生成故事方案，再结合 drama-skills 生成可配置集数、场次和镜头数量的结构化短剧剧本；经过项目级、集级和场次级人工确认后完成资产与分镜。用户在故事板选中某集某场的一张角色图，通过 Agent 对话修改服装并接受候选版本，仅替换当前镜头引用；再完成 Agnes 已启用视频能力、导入配乐/环境声/音效、对白自动压低、按集剪辑，以及 MP4、SRT 和轻量工程包导出。MVP-B 再加入 Fish Audio、Groq ASR、自动字幕对齐、完整工程包和更广的视频编辑能力。中途重启 API 和一个 Worker，任务不得丢失、覆盖原素材或重复扣费。</w:t>
+        <w:t>用户创建项目后选择 `creationMode=original|adaptation`；原创输入主题/人物设想，改编以 `materialType=novel|synopsis|existing_script` 和 `inputMode=inline_text|uploaded_file` 上传或粘贴小说、故事梗概或已有剧本。系统显示 SourceMaterial parse/validation 状态，并将有效 revision/contentHash 绑定到文本 Run。默认文本模型在 novel-writing 与 drama-skills 的默认 Workflow 角色约束下生成可配置集数、场次和镜头数量的结构化结果；StorySpec 为项目级，每集生成一个 ScriptSpec，不生成小说正文或章节草稿。完整文本候选通过一次 TextReviewBatch 后才生成资产与分镜。用户可对角色图使用 Agent 对话修改服装并接受候选，仅替换明确的当前镜头引用；音频/时间线编辑走 typed command。媒体结果与导入素材进入项目资产中心，可查看上传/派生进度、筛选、试听、授权和使用位置。随后完成一个探测通过的 Agnes image-to-video mode、导入配乐/环境声/音效、配置 dialogue ducking、静态画面变换、按集剪辑，以及 MP4、SRT 和 light manifest 导出。中途重启 API 和一个 Worker，任务不得丢失、覆盖原素材或重复扣费；CPU/内存/磁盘或 FFmpeg capability 不满足时必须显示稳定诊断并阻断受影响步骤。MVP-B 再加入自动语义/视觉质检、统一审核中心、Fish Audio、Groq ASR、自动字幕对齐、portable/完整工程包和更广的视频编辑能力。</w:t>
       </w:r>
     </w:p>
     <w:p>
@@ -11898,19 +11771,8 @@
             </w:tcMar>
           </w:tcPr>
           <w:p>
-            <w:pPr>
-              <w:spacing w:before="0" w:after="0" w:line="264" w:lineRule="auto"/>
-              <w:jc w:val="left"/>
-            </w:pPr>
-            <w:r/>
             <w:r>
-              <w:rPr>
-                <w:rFonts w:ascii="Calibri" w:hAnsi="Calibri" w:eastAsia="Microsoft YaHei"/>
-                <w:b w:val="0"/>
-                <w:color w:val="20252B"/>
-                <w:sz w:val="18"/>
-              </w:rPr>
-              <w:t>剧情短剧、资产、画布素材对话、Temporal、Agent/Skill、Codex 中转站、Agnes AI、Fish Audio、Groq ASR、基础剪辑和导出</w:t>
+              <w:t>剧情短剧、SourceMaterial 导入、项目资产中心、画布素材对话、固定默认 Workflow、Temporal、Agent/Skill、Codex 中转站、Agnes AI、Provider 限流/并发/配额、CPU/内存/磁盘/FFmpeg capability 预检、静态画面变换、对白 ducking、基础剪辑、磁盘阈值保护、手工恢复演练和 MP4/SRT/light 导出</w:t>
             </w:r>
           </w:p>
         </w:tc>
@@ -12395,7 +12257,7 @@
                 <w:color w:val="20252B"/>
                 <w:sz w:val="18"/>
               </w:rPr>
-              <w:t>固定 commit 和许可证字段</w:t>
+              <w:t>按来源类型固定身份：Git 使用 commit/digest；公开 Markdown 使用 archive URL/获取时间/digest/license status</w:t>
             </w:r>
           </w:p>
         </w:tc>
@@ -12843,7 +12705,7 @@
           <w:color w:val="20252B"/>
           <w:sz w:val="21"/>
         </w:rPr>
-        <w:t>剧情短剧是首个完整验收流程；小说故事和短剧剧本均由文本模型结合对应 Skill 生成，导入现成内容只是可选入口。</w:t>
+        <w:t>项目级 StorySpec 和每集 ScriptSpec 均由文本模型结合对应 Skill 生成；MVP-A 不交付小说正文或章节草稿。MVP-A 保留 `original|adaptation`，并在 adaptation 中支持 novel、synopsis、existing_script 的 inline_text 或 uploaded_file SourceMaterial 入口；解析、校验、绑定和恢复均冻结同一 revision/contentHash。</w:t>
       </w:r>
     </w:p>
     <w:p>
@@ -12860,7 +12722,7 @@
           <w:color w:val="20252B"/>
           <w:sz w:val="21"/>
         </w:rPr>
-        <w:t>Codex 中转站是默认文本 Provider，并按完整 OpenAI API 兼容接口接入。</w:t>
+        <w:t>Codex 中转站是推荐默认 live text Profile，并按完整 OpenAI API 兼容接口接入；默认运行环境仍为 Mock/Local，真实请求必须显式 opt-in。</w:t>
       </w:r>
     </w:p>
     <w:p>
@@ -12877,7 +12739,7 @@
           <w:color w:val="20252B"/>
           <w:sz w:val="21"/>
         </w:rPr>
-        <w:t>Agnes AI 是首个视频 Provider，按冻结的 capability snapshot 验收账号实际启用能力；其他 Provider 通过模型管理中心添加。</w:t>
+        <w:t>Agnes AI 是首个视频 Provider；MVP-A 只验收显式 probe 通过的一个稳定 image-to-video mode 及 submit/poll/cancel/result。MiniMax H3、Seedance 2.5、Agnes 其他模式和 preview 能力均通过统一模型管理中心在后续阶段接入。</w:t>
       </w:r>
     </w:p>
     <w:p>
@@ -12894,7 +12756,7 @@
           <w:color w:val="20252B"/>
           <w:sz w:val="21"/>
         </w:rPr>
-        <w:t>所有模型可添加、编辑、同步、启停、测试并设置全局默认和项目覆盖，不在代码中写死。</w:t>
+        <w:t>所有模型可作为 catalog candidate 添加、编辑、同步、启停并设置全局默认和项目覆盖，不在代码中写死；只有 `runnable=true` 且 `featureGate=MVP-A` 的已安装 operation 可测试或绑定为阶段一默认。</w:t>
       </w:r>
     </w:p>
     <w:p>
@@ -12928,7 +12790,7 @@
           <w:color w:val="20252B"/>
           <w:sz w:val="21"/>
         </w:rPr>
-        <w:t>工作流与故事板是同一份 WorkflowDraft 的双视图；故事板排序、审核和镜头引用变化必须同步到工作流与时间线。</w:t>
+        <w:t>工作流与故事板共享同一份版本化项目事实；MVP-A 工作流视图只读显示固定已发布 WorkflowVersion 的依赖与运行状态，故事板排序、审核和镜头引用变化通过 owner API 同步到时间线。</w:t>
       </w:r>
     </w:p>
     <w:p>
@@ -12979,7 +12841,7 @@
           <w:color w:val="20252B"/>
           <w:sz w:val="21"/>
         </w:rPr>
-        <w:t>只导出 MP4、SRT、轻量工程包和完整工程包，不接入任何内容发布平台。</w:t>
+        <w:t>MVP-A 只导出 MP4、SRT 和轻量工程包（`exportProfile=light`，manifest/reference-only）；light 仅作导出 artifact，不回导。MVP-B 再提供完整 portable 工程包和任何工程包回导，不接入任何内容发布平台。</w:t>
       </w:r>
     </w:p>
     <w:p>

--- a/docs/video-agent-product-requirements.docx
+++ b/docs/video-agent-product-requirements.docx
@@ -13088,6 +13088,657 @@
           <w:t>查看来源</w:t>
         </w:r>
       </w:hyperlink>
+    </w:p>
+    <w:p>
+      <w:r>
+        <w:br w:type="page"/>
+      </w:r>
+    </w:p>
+    <w:p>
+      <w:pPr>
+        <w:pStyle w:val="Heading1"/>
+      </w:pPr>
+      <w:r>
+        <w:t>20. 阶段二产品需求（MVP-B）</w:t>
+      </w:r>
+    </w:p>
+    <w:p>
+      <w:r>
+        <w:t>阶段一（MVP-A）已完成单用户本地生产闭环。本章节定义阶段二的需求基线：把固定模板、分散审核和基础剪辑提升为可编排、可复核、可迁移、可协作的生产工具。阶段二不重做阶段一，不把未完成的真实 Provider、许可或二进制能力写成可用。</w:t>
+      </w:r>
+    </w:p>
+    <w:p>
+      <w:r>
+        <w:t>规范入口：docs/video-agent-phase-two-product-requirements.md；OpenSpec 规划：openspec/changes/plan-phase-two-mvp-b/。</w:t>
+      </w:r>
+    </w:p>
+    <w:p>
+      <w:pPr>
+        <w:pStyle w:val="Heading2"/>
+      </w:pPr>
+      <w:r>
+        <w:t>20.1 阶段目标与成功标准</w:t>
+      </w:r>
+    </w:p>
+    <w:p>
+      <w:pPr>
+        <w:pStyle w:val="ListBullet"/>
+      </w:pPr>
+      <w:r>
+        <w:t>在不改代码的情况下编辑、校验并发布一个合法的 WorkflowDraft，运行只绑定不可变 WorkflowVersion。</w:t>
+      </w:r>
+    </w:p>
+    <w:p>
+      <w:pPr>
+        <w:pStyle w:val="ListBullet"/>
+      </w:pPr>
+      <w:r>
+        <w:t>在统一审核中心处理文本、镜头、媒体和时间线任务，评论和时间码始终锚定精确版本。</w:t>
+      </w:r>
+    </w:p>
+    <w:p>
+      <w:pPr>
+        <w:pStyle w:val="ListBullet"/>
+      </w:pPr>
+      <w:r>
+        <w:t>完成可恢复的高级时间线编辑；PixiJS 预览、FFmpeg 导出和 portable manifest 使用同一份 RenderPlan。</w:t>
+      </w:r>
+    </w:p>
+    <w:p>
+      <w:pPr>
+        <w:pStyle w:val="ListBullet"/>
+      </w:pPr>
+      <w:r>
+        <w:t>导出 portable 工程包，在隔离工作区完成预检、冲突解决和显式回导。</w:t>
+      </w:r>
+    </w:p>
+    <w:p>
+      <w:pPr>
+        <w:pStyle w:val="ListBullet"/>
+      </w:pPr>
+      <w:r>
+        <w:t>通过受控 LAN、短期会话和 owner/editor/reviewer/viewer 角色支持小型协作。</w:t>
+      </w:r>
+    </w:p>
+    <w:p>
+      <w:pPr>
+        <w:pStyle w:val="ListBullet"/>
+      </w:pPr>
+      <w:r>
+        <w:t>逐项接入 Fish Audio、Groq、音乐和更多视频能力；未配置或未 probe 时保持 unconfigured/blocked。</w:t>
+      </w:r>
+    </w:p>
+    <w:p>
+      <w:r>
+        <w:t>退出标准：自定义 Workflow、统一审核、高级 Timeline、portable round-trip、协作冲突和备份恢复均有正反向证据；阶段一历史数据与 light 包可读；所有拒绝路径均无重复收费、覆盖或敏感信息泄漏。</w:t>
+      </w:r>
+    </w:p>
+    <w:p>
+      <w:pPr>
+        <w:pStyle w:val="Heading2"/>
+      </w:pPr>
+      <w:r>
+        <w:t>20.2 DDD：领域与所有权</w:t>
+      </w:r>
+    </w:p>
+    <w:p>
+      <w:pPr>
+        <w:pStyle w:val="ListBullet"/>
+      </w:pPr>
+      <w:r>
+        <w:t>Workflows 拥有 WorkflowDraft、图校验、WorkflowVersion、发布和子流程；不拥有 Run 状态或素材版本。</w:t>
+      </w:r>
+    </w:p>
+    <w:p>
+      <w:pPr>
+        <w:pStyle w:val="ListBullet"/>
+      </w:pPr>
+      <w:r>
+        <w:t>Reviews 只拥有 ReviewTask、Comment、Timecode、QCResult 和通知投影；accept/reject/retake 必须回到原 owner。</w:t>
+      </w:r>
+    </w:p>
+    <w:p>
+      <w:pPr>
+        <w:pStyle w:val="ListBullet"/>
+      </w:pPr>
+      <w:r>
+        <w:t>Timelines/Audio 拥有 command history、关键帧、速度/循环、字幕样式和 TTS/ASR/Cue；不拥有原始媒体 bytes 或 Provider credential。</w:t>
+      </w:r>
+    </w:p>
+    <w:p>
+      <w:pPr>
+        <w:pStyle w:val="ListBullet"/>
+      </w:pPr>
+      <w:r>
+        <w:t>Exports/Packages 拥有 portable manifest、载荷和导入 session；不得覆盖 AssetVersion/TimelineVersion 历史事实。</w:t>
+      </w:r>
+    </w:p>
+    <w:p>
+      <w:pPr>
+        <w:pStyle w:val="ListBullet"/>
+      </w:pPr>
+      <w:r>
+        <w:t>Collaboration 拥有 user/session、项目角色、presence、锁和冲突 diff；Provider/Operations 拥有能力、配额、批量 operation group、备份恢复。</w:t>
+      </w:r>
+    </w:p>
+    <w:p>
+      <w:r>
+        <w:t>所有写命令必须携带 project scope、expectedRevision 和 idempotencyKey；冲突返回 409，禁止静默覆盖。历史 RunEvent、AcceptDecision、CapabilitySnapshot、脱敏 ProviderCall 和仍被引用的 AssetVersion 继续执行 no-GC。</w:t>
+      </w:r>
+    </w:p>
+    <w:p>
+      <w:pPr>
+        <w:pStyle w:val="Heading2"/>
+      </w:pPr>
+      <w:r>
+        <w:t>20.3 BDD：关键用户场景与验收</w:t>
+      </w:r>
+    </w:p>
+    <w:p>
+      <w:r>
+        <w:rPr>
+          <w:b/>
+        </w:rPr>
+        <w:t>工作流编排：</w:t>
+      </w:r>
+      <w:r>
+        <w:t>用户编辑节点并发布时，服务端校验端口类型、scope、DAG/Loop 上限并生成不可变 WorkflowVersion；非法连线或无界 Loop 零写入。</w:t>
+      </w:r>
+    </w:p>
+    <w:p>
+      <w:r>
+        <w:rPr>
+          <w:b/>
+        </w:rPr>
+        <w:t>统一审核：</w:t>
+      </w:r>
+      <w:r>
+        <w:t>审核者按项目/集/状态处理任务时，每项调用对应 owner command；事件缺失、重复或版本过期时只标记 projection_stale 并重读。</w:t>
+      </w:r>
+    </w:p>
+    <w:p>
+      <w:r>
+        <w:rPr>
+          <w:b/>
+        </w:rPr>
+        <w:t>高级时间线：</w:t>
+      </w:r>
+      <w:r>
+        <w:t>复制、吸附、Undo/Redo、关键帧、速度和字幕样式立即产生新 revision；RenderPlan hash 不一致时阻断预览/导出。</w:t>
+      </w:r>
+    </w:p>
+    <w:p>
+      <w:r>
+        <w:rPr>
+          <w:b/>
+        </w:rPr>
+        <w:t>portable 工程包：</w:t>
+      </w:r>
+      <w:r>
+        <w:t>导出包含 manifest、完整载荷、hash、授权和依赖；导入先在隔离 workspace 做 schema、容量、路径和冲突预检，确认后才创建新项目/版本。</w:t>
+      </w:r>
+    </w:p>
+    <w:p>
+      <w:r>
+        <w:rPr>
+          <w:b/>
+        </w:rPr>
+        <w:t>协作访问：</w:t>
+      </w:r>
+      <w:r>
+        <w:t>LAN 未显式开启时只监听 localhost；viewer、过期 token 或 stale revision 的写入返回拒绝/409 且零副作用。</w:t>
+      </w:r>
+    </w:p>
+    <w:p>
+      <w:r>
+        <w:rPr>
+          <w:b/>
+        </w:rPr>
+        <w:t>Provider 与运维：</w:t>
+      </w:r>
+      <w:r>
+        <w:t>TTS/ASR/音乐未 probe、quota unknown、容量硬阈值或备份 hash/ETag 不一致时保持 blocked，不 fallback、不重复提交。</w:t>
+      </w:r>
+    </w:p>
+    <w:p>
+      <w:pPr>
+        <w:pStyle w:val="Heading2"/>
+      </w:pPr>
+      <w:r>
+        <w:t>20.4 SDD：接口、数据和约束</w:t>
+      </w:r>
+    </w:p>
+    <w:p>
+      <w:pPr>
+        <w:pStyle w:val="ListBullet"/>
+      </w:pPr>
+      <w:r>
+        <w:t>WorkflowDraft/Version、ReviewTask/Comment/Timecode、TimelineCommand、PortableManifest、CollaborationSession 和 OperationGroup 均使用稳定 ID、revision、hash 和 scope。</w:t>
+      </w:r>
+    </w:p>
+    <w:p>
+      <w:pPr>
+        <w:pStyle w:val="ListBullet"/>
+      </w:pPr>
+      <w:r>
+        <w:t>新 API 使用 project-scoped 路由、If-Match/expectedRevision 和统一 409；事件使用 W3C Trace Context，禁止携带密钥、提示词全文、原始 Provider payload、媒体 bytes 或私有 URL。</w:t>
+      </w:r>
+    </w:p>
+    <w:p>
+      <w:pPr>
+        <w:pStyle w:val="ListBullet"/>
+      </w:pPr>
+      <w:r>
+        <w:t>portable 与 light 共用 schema_version 和 owner 引用字段；light 继续 reference-only、不可回导，portable 才携带媒体载荷。</w:t>
+      </w:r>
+    </w:p>
+    <w:p>
+      <w:pPr>
+        <w:pStyle w:val="ListBullet"/>
+      </w:pPr>
+      <w:r>
+        <w:t>阶段二 migration 只追加表/列/索引或可逆投影；历史 Run、AssetVersion、TimelineVersion、ExportArtifact 和 light manifest 必须可读。</w:t>
+      </w:r>
+    </w:p>
+    <w:p>
+      <w:pPr>
+        <w:pStyle w:val="Heading2"/>
+      </w:pPr>
+      <w:r>
+        <w:t>20.5 分批路线图</w:t>
+      </w:r>
+    </w:p>
+    <w:tbl>
+      <w:tblPr>
+        <w:tblStyle w:val="LightShading-Accent1"/>
+        <w:tblW w:type="dxa" w:w="9360"/>
+        <w:jc w:val="left"/>
+        <w:tblLayout w:type="fixed"/>
+        <w:tblLook w:firstColumn="1" w:firstRow="1" w:lastColumn="0" w:lastRow="0" w:noHBand="0" w:noVBand="1" w:val="04A0"/>
+        <w:tblInd w:type="dxa" w:w="120"/>
+      </w:tblPr>
+      <w:tblGrid>
+        <w:gridCol w:w="1800"/>
+        <w:gridCol w:w="7560"/>
+      </w:tblGrid>
+      <w:tr>
+        <w:trPr>
+          <w:tblHeader/>
+        </w:trPr>
+        <w:tc>
+          <w:tcPr>
+            <w:tcW w:type="dxa" w:w="1800"/>
+            <w:tcMar>
+              <w:top w:w="80" w:type="dxa"/>
+              <w:bottom w:w="80" w:type="dxa"/>
+              <w:start w:w="120" w:type="dxa"/>
+              <w:end w:w="120" w:type="dxa"/>
+            </w:tcMar>
+          </w:tcPr>
+          <w:p>
+            <w:r>
+              <w:t>批次</w:t>
+            </w:r>
+          </w:p>
+        </w:tc>
+        <w:tc>
+          <w:tcPr>
+            <w:tcW w:type="dxa" w:w="7560"/>
+            <w:tcMar>
+              <w:top w:w="80" w:type="dxa"/>
+              <w:bottom w:w="80" w:type="dxa"/>
+              <w:start w:w="120" w:type="dxa"/>
+              <w:end w:w="120" w:type="dxa"/>
+            </w:tcMar>
+          </w:tcPr>
+          <w:p>
+            <w:r>
+              <w:t>交付与退出证据</w:t>
+            </w:r>
+          </w:p>
+        </w:tc>
+      </w:tr>
+      <w:tr>
+        <w:trPr/>
+        <w:tc>
+          <w:tcPr>
+            <w:tcW w:type="dxa" w:w="1800"/>
+            <w:tcMar>
+              <w:top w:w="80" w:type="dxa"/>
+              <w:bottom w:w="80" w:type="dxa"/>
+              <w:start w:w="120" w:type="dxa"/>
+              <w:end w:w="120" w:type="dxa"/>
+            </w:tcMar>
+          </w:tcPr>
+          <w:p>
+            <w:r>
+              <w:t>B0 基础</w:t>
+            </w:r>
+          </w:p>
+        </w:tc>
+        <w:tc>
+          <w:tcPr>
+            <w:tcW w:type="dxa" w:w="7560"/>
+            <w:tcMar>
+              <w:top w:w="80" w:type="dxa"/>
+              <w:bottom w:w="80" w:type="dxa"/>
+              <w:start w:w="120" w:type="dxa"/>
+              <w:end w:w="120" w:type="dxa"/>
+            </w:tcMar>
+          </w:tcPr>
+          <w:p>
+            <w:r>
+              <w:t>schema reconciliation、权限/事件基线、feature gate、golden fixtures；所有批次前置。</w:t>
+            </w:r>
+          </w:p>
+        </w:tc>
+      </w:tr>
+      <w:tr>
+        <w:trPr/>
+        <w:tc>
+          <w:tcPr>
+            <w:tcW w:type="dxa" w:w="1800"/>
+            <w:tcMar>
+              <w:top w:w="80" w:type="dxa"/>
+              <w:bottom w:w="80" w:type="dxa"/>
+              <w:start w:w="120" w:type="dxa"/>
+              <w:end w:w="120" w:type="dxa"/>
+            </w:tcMar>
+          </w:tcPr>
+          <w:p>
+            <w:r>
+              <w:t>B1 编排与审核</w:t>
+            </w:r>
+          </w:p>
+        </w:tc>
+        <w:tc>
+          <w:tcPr>
+            <w:tcW w:type="dxa" w:w="7560"/>
+            <w:tcMar>
+              <w:top w:w="80" w:type="dxa"/>
+              <w:bottom w:w="80" w:type="dxa"/>
+              <w:start w:w="120" w:type="dxa"/>
+              <w:end w:w="120" w:type="dxa"/>
+            </w:tcMar>
+          </w:tcPr>
+          <w:p>
+            <w:r>
+              <w:t>Workflow authoring、Review Center、评论/通知；阶段二最小可用交付。</w:t>
+            </w:r>
+          </w:p>
+        </w:tc>
+      </w:tr>
+      <w:tr>
+        <w:trPr/>
+        <w:tc>
+          <w:tcPr>
+            <w:tcW w:type="dxa" w:w="1800"/>
+            <w:tcMar>
+              <w:top w:w="80" w:type="dxa"/>
+              <w:bottom w:w="80" w:type="dxa"/>
+              <w:start w:w="120" w:type="dxa"/>
+              <w:end w:w="120" w:type="dxa"/>
+            </w:tcMar>
+          </w:tcPr>
+          <w:p>
+            <w:r>
+              <w:t>B2 时间线与 Provider</w:t>
+            </w:r>
+          </w:p>
+        </w:tc>
+        <w:tc>
+          <w:tcPr>
+            <w:tcW w:type="dxa" w:w="7560"/>
+            <w:tcMar>
+              <w:top w:w="80" w:type="dxa"/>
+              <w:bottom w:w="80" w:type="dxa"/>
+              <w:start w:w="120" w:type="dxa"/>
+              <w:end w:w="120" w:type="dxa"/>
+            </w:tcMar>
+          </w:tcPr>
+          <w:p>
+            <w:r>
+              <w:t>高级 Timeline、TTS/ASR/音乐 adapter、RenderPlan parity 和音频回归。</w:t>
+            </w:r>
+          </w:p>
+        </w:tc>
+      </w:tr>
+      <w:tr>
+        <w:trPr/>
+        <w:tc>
+          <w:tcPr>
+            <w:tcW w:type="dxa" w:w="1800"/>
+            <w:tcMar>
+              <w:top w:w="80" w:type="dxa"/>
+              <w:bottom w:w="80" w:type="dxa"/>
+              <w:start w:w="120" w:type="dxa"/>
+              <w:end w:w="120" w:type="dxa"/>
+            </w:tcMar>
+          </w:tcPr>
+          <w:p>
+            <w:r>
+              <w:t>B3 工程包与协作</w:t>
+            </w:r>
+          </w:p>
+        </w:tc>
+        <w:tc>
+          <w:tcPr>
+            <w:tcW w:type="dxa" w:w="7560"/>
+            <w:tcMar>
+              <w:top w:w="80" w:type="dxa"/>
+              <w:bottom w:w="80" w:type="dxa"/>
+              <w:start w:w="120" w:type="dxa"/>
+              <w:end w:w="120" w:type="dxa"/>
+            </w:tcMar>
+          </w:tcPr>
+          <w:p>
+            <w:r>
+              <w:t>portable 导入/恢复、LAN、角色、presence 和冲突 diff。</w:t>
+            </w:r>
+          </w:p>
+        </w:tc>
+      </w:tr>
+      <w:tr>
+        <w:trPr/>
+        <w:tc>
+          <w:tcPr>
+            <w:tcW w:type="dxa" w:w="1800"/>
+            <w:tcMar>
+              <w:top w:w="80" w:type="dxa"/>
+              <w:bottom w:w="80" w:type="dxa"/>
+              <w:start w:w="120" w:type="dxa"/>
+              <w:end w:w="120" w:type="dxa"/>
+            </w:tcMar>
+          </w:tcPr>
+          <w:p>
+            <w:r>
+              <w:t>B4 自动化运维</w:t>
+            </w:r>
+          </w:p>
+        </w:tc>
+        <w:tc>
+          <w:tcPr>
+            <w:tcW w:type="dxa" w:w="7560"/>
+            <w:tcMar>
+              <w:top w:w="80" w:type="dxa"/>
+              <w:bottom w:w="80" w:type="dxa"/>
+              <w:start w:w="120" w:type="dxa"/>
+              <w:end w:w="120" w:type="dxa"/>
+            </w:tcMar>
+          </w:tcPr>
+          <w:p>
+            <w:r>
+              <w:t>operation group、跨项目用量、自动备份恢复和通知；最后开放默认开关。</w:t>
+            </w:r>
+          </w:p>
+        </w:tc>
+      </w:tr>
+    </w:tbl>
+    <w:p>
+      <w:pPr>
+        <w:pStyle w:val="Heading2"/>
+      </w:pPr>
+      <w:r>
+        <w:t>20.6 TDD：测试与退出门</w:t>
+      </w:r>
+    </w:p>
+    <w:p>
+      <w:pPr>
+        <w:pStyle w:val="ListBullet"/>
+      </w:pPr>
+      <w:r>
+        <w:t>Contract/domain/application/API/worker 测试覆盖 CAS、幂等、权限、scope、hash、license、容量和 no-GC。</w:t>
+      </w:r>
+    </w:p>
+    <w:p>
+      <w:pPr>
+        <w:pStyle w:val="ListBullet"/>
+      </w:pPr>
+      <w:r>
+        <w:t>Playwright 覆盖 Workflow 发布、统一审核、高级时间线、portable round-trip、协作冲突和页面恢复；继续使用确认的 shadcn/ui + Radix + Tailwind + Lucide。</w:t>
+      </w:r>
+    </w:p>
+    <w:p>
+      <w:pPr>
+        <w:pStyle w:val="ListBullet"/>
+      </w:pPr>
+      <w:r>
+        <w:t>Provider 使用 Mock/Local 默认路径；每个 live Provider 单独执行 explicit probe，失败保持 unconfigured，不影响无关能力。</w:t>
+      </w:r>
+    </w:p>
+    <w:p>
+      <w:pPr>
+        <w:pStyle w:val="ListBullet"/>
+      </w:pPr>
+      <w:r>
+        <w:t>退出前运行 OpenSpec strict、Alembic 可逆 migration、RenderPlan golden parity、性能安全扫描和文档一致性检查。</w:t>
+      </w:r>
+    </w:p>
+    <w:p>
+      <w:pPr>
+        <w:pStyle w:val="Heading2"/>
+      </w:pPr>
+      <w:r>
+        <w:t>20.7 非目标与开放问题</w:t>
+      </w:r>
+    </w:p>
+    <w:p>
+      <w:r>
+        <w:t>阶段二不包含移动端、内容发布平台、无人工门的自动发布、开放插件市场、生产级 SSO/多租户、浏览器内 4K 最终渲染和未完成许可/能力验证的 Provider。portable 加密容器、首个生产身份方案、TTS/ASR/音乐 Provider 及关键帧性能上限在对应 child change 中定案。</w:t>
+      </w:r>
+    </w:p>
+    <w:p>
+      <w:pPr>
+        <w:pStyle w:val="Heading2"/>
+      </w:pPr>
+      <w:r>
+        <w:t>20.8 模型录入与目录管理补充</w:t>
+      </w:r>
+    </w:p>
+    <w:p>
+      <w:r>
+        <w:t>阶段二必须提供独立的模型录入闭环。用户可以为已登记的 Provider/Profile 手工录入模型，也可以从 OpenAI-compatible Provider 的 /v1/models 获取候选差异。每条模型记录必须包含模型标识、operation 能力、参数 Schema、价格单位、并发/限流、feature gate、runnable、provenance、revision 和 capability snapshot。</w:t>
+      </w:r>
+    </w:p>
+    <w:p>
+      <w:r>
+        <w:t>同步结果只能保存为新增、变更或移除的 candidate diff；用户逐项接受后才能创建或更新目录事实，不能自动启用模型、替换全局/项目默认或影响历史 Run。模型录入、编辑、启用、停用、默认绑定和项目覆盖都必须使用 expectedRevision/If-Match、project scope 和审计。</w:t>
+      </w:r>
+    </w:p>
+    <w:p>
+      <w:r>
+        <w:t>被 WorkflowVersion、Run、ProviderCall 或 ExportArtifact 引用的模型不得物理删除，只能停用；历史运行继续显示原模型 revision 与 capability snapshot。</w:t>
+      </w:r>
+    </w:p>
+    <w:p>
+      <w:pPr>
+        <w:pStyle w:val="Heading2"/>
+      </w:pPr>
+      <w:r>
+        <w:t>20.9 阶段二任务复核补充</w:t>
+      </w:r>
+    </w:p>
+    <w:p>
+      <w:pPr/>
+      <w:r>
+        <w:t>本轮复核将阶段二任务由 127 项细化为 160 项，补充了 Run pause/resume、条件/并行/合并/重试/人工审核控制节点、Workflow 模板和画布性能边界。</w:t>
+      </w:r>
+    </w:p>
+    <w:p>
+      <w:pPr/>
+      <w:r>
+        <w:t>新增故事板删除、拆分、合并、跨场移动的 owner typed command、CAS、影响分析和 stale 传播，避免架构已约定能力没有实施入口。</w:t>
+      </w:r>
+    </w:p>
+    <w:p>
+      <w:pPr/>
+      <w:r>
+        <w:t>统一审核新增任务分派、认领、改派、撤销分派、dueAt/超期升级、QC policy、阈值和人工 override；Timeline 新增整条复制、独立自动保存、checkpoint 和恢复。</w:t>
+      </w:r>
+    </w:p>
+    <w:p>
+      <w:pPr/>
+      <w:r>
+        <w:t>B0 明确真实 TOS、FFmpeg、TTS/ASR/音乐 Provider 的依赖归属和 Mock/Local 验收口径，并要求 B3 前冻结 portable 加密容器与密钥恢复方案。</w:t>
+      </w:r>
+    </w:p>
+    <w:p>
+      <w:pPr/>
+      <w:r>
+        <w:t>所有阶段二新增 UI 先制作静态演示原型，完成组件库/token 复用检查并取得用户确认，再接入真实 API、数据库和正式业务行为。</w:t>
+      </w:r>
+    </w:p>
+    <w:p>
+      <w:pPr/>
+      <w:r>
+        <w:t>Agent AssetEditPlan 的图片局部选区、mask 编辑、视频/音频时间范围仍属于独立 change；阶段二 Timeline 的 mask/track matte 不提供隐式替代。</w:t>
+      </w:r>
+    </w:p>
+    <w:p>
+      <w:pPr/>
+      <w:r>
+        <w:t>阶段二规划仍未进入实现；160 项任务均保持未勾选，需评审通过后再拆分 child implementation changes。</w:t>
+      </w:r>
+    </w:p>
+    <w:p>
+      <w:pPr>
+        <w:pStyle w:val="Heading2"/>
+      </w:pPr>
+      <w:r>
+        <w:t>20.10 范围决策更新</w:t>
+      </w:r>
+    </w:p>
+    <w:p>
+      <w:pPr>
+        <w:pStyle w:val="ListBullet"/>
+      </w:pPr>
+      <w:r>
+        <w:t>故事板删除、拆分、合并和跨场移动保留在阶段二，并作为 B1 首批能力，通过 Scene/Shot owner、CAS、影响分析和 stale 传播实现。</w:t>
+      </w:r>
+    </w:p>
+    <w:p>
+      <w:pPr>
+        <w:pStyle w:val="ListBullet"/>
+      </w:pPr>
+      <w:r>
+        <w:t>Run pause/resume 保留在阶段二规划，但移出首批 B1，待 B1 完成后作为后续批次单独设计、实现和验收。</w:t>
+      </w:r>
+    </w:p>
+    <w:p>
+      <w:pPr>
+        <w:pStyle w:val="ListBullet"/>
+      </w:pPr>
+      <w:r>
+        <w:t>Timeline mask/track matte 从当前阶段二 Timeline 范围移出，单独创建 phase-two-timeline-mask change；当前 Timeline 仅保留基础调色、关键帧、速度/循环、字幕和音频能力。</w:t>
+      </w:r>
+    </w:p>
+    <w:p>
+      <w:pPr>
+        <w:pStyle w:val="ListBullet"/>
+      </w:pPr>
+      <w:r>
+        <w:t>Agent AssetEditPlan 的图片局部选区、mask 编辑、视频/音频时间范围单独创建 agent-asset-local-edit change；阶段二不实现，也不允许通过 Timeline 能力隐式替代。</w:t>
+      </w:r>
     </w:p>
     <w:sectPr>
       <w:headerReference w:type="default" r:id="rId9"/>
